--- a/最新版rag套件流程.docx
+++ b/最新版rag套件流程.docx
@@ -1393,7 +1393,7 @@
       <w:r>
         <w:t xml:space="preserve"> </w:t>
       </w:r>
-      <w:hyperlink r:id="rId7" w:history="1">
+      <w:hyperlink r:id="rId8" w:history="1">
         <w:r>
           <w:rPr>
             <w:rStyle w:val="ae"/>
@@ -1773,172 +1773,188 @@
         <w:t>python importjson.py --input "</w:t>
       </w:r>
       <w:proofErr w:type="spellStart"/>
+      <w:proofErr w:type="gramStart"/>
       <w:r>
         <w:t>chunked.json</w:t>
       </w:r>
       <w:proofErr w:type="spellEnd"/>
+      <w:proofErr w:type="gramEnd"/>
       <w:r>
         <w:t xml:space="preserve">"  </w:t>
       </w:r>
-      <w:r>
-        <w:t xml:space="preserve">docker </w:t>
-      </w:r>
-      <w:proofErr w:type="spellStart"/>
-      <w:r>
-        <w:t>ps</w:t>
-      </w:r>
-      <w:proofErr w:type="spellEnd"/>
-      <w:r>
-        <w:t>保留這個</w:t>
-      </w:r>
+    </w:p>
+    <w:p>
+      <w:r>
+        <w:rPr>
+          <w:rFonts w:hint="eastAsia"/>
+        </w:rPr>
+        <w:t>第三部</w:t>
+      </w:r>
+    </w:p>
+    <w:p>
+      <w:r>
+        <w:t xml:space="preserve">python -m pip install requests sentence-transformers </w:t>
+      </w:r>
+      <w:proofErr w:type="spellStart"/>
+      <w:r>
+        <w:t>qdrant</w:t>
+      </w:r>
+      <w:proofErr w:type="spellEnd"/>
+      <w:r>
+        <w:t xml:space="preserve">-client </w:t>
+      </w:r>
+      <w:proofErr w:type="spellStart"/>
+      <w:r>
+        <w:t>ollama</w:t>
+      </w:r>
+      <w:proofErr w:type="spellEnd"/>
+    </w:p>
+    <w:p>
+      <w:r>
+        <w:t xml:space="preserve">python importjson.py --input 'new </w:t>
+      </w:r>
+      <w:proofErr w:type="spellStart"/>
+      <w:proofErr w:type="gramStart"/>
+      <w:r>
+        <w:t>chunked.json</w:t>
+      </w:r>
+      <w:proofErr w:type="spellEnd"/>
+      <w:proofErr w:type="gramEnd"/>
+      <w:r>
+        <w:t xml:space="preserve">' --collection </w:t>
+      </w:r>
+      <w:proofErr w:type="spellStart"/>
+      <w:r>
+        <w:t>error_codes</w:t>
+      </w:r>
+      <w:proofErr w:type="spellEnd"/>
+      <w:r>
+        <w:t xml:space="preserve">  </w:t>
+      </w:r>
+    </w:p>
+    <w:p>
+      <w:r>
+        <w:t>python query_with_ollama_new.py</w:t>
+      </w:r>
+    </w:p>
+    <w:p/>
+    <w:p/>
+    <w:p>
+      <w:r>
+        <w:t>python create_index.py</w:t>
+      </w:r>
+    </w:p>
+    <w:p>
+      <w:r>
+        <w:t>pip install gradio</w:t>
+      </w:r>
+    </w:p>
+    <w:p/>
+    <w:p>
+      <w:r>
+        <w:rPr>
+          <w:rFonts w:hint="eastAsia"/>
+        </w:rPr>
+        <w:t>創建</w:t>
+      </w:r>
+      <w:r>
+        <w:rPr>
+          <w:rFonts w:hint="eastAsia"/>
+        </w:rPr>
+        <w:t xml:space="preserve">open web </w:t>
+      </w:r>
+      <w:proofErr w:type="spellStart"/>
+      <w:r>
+        <w:rPr>
+          <w:rFonts w:hint="eastAsia"/>
+        </w:rPr>
+        <w:t>ui</w:t>
+      </w:r>
+      <w:proofErr w:type="spellEnd"/>
+      <w:r>
+        <w:rPr>
+          <w:rFonts w:hint="eastAsia"/>
+        </w:rPr>
+        <w:t>介面</w:t>
+      </w:r>
+    </w:p>
+    <w:p/>
+    <w:p>
+      <w:r>
+        <w:t xml:space="preserve">python -m </w:t>
+      </w:r>
+      <w:proofErr w:type="spellStart"/>
+      <w:r>
+        <w:t>uvicorn</w:t>
+      </w:r>
+      <w:proofErr w:type="spellEnd"/>
       <w:r>
         <w:t xml:space="preserve"> </w:t>
       </w:r>
       <w:proofErr w:type="spellStart"/>
       <w:r>
-        <w:t>Qdrant</w:t>
-      </w:r>
-      <w:proofErr w:type="spellEnd"/>
-      <w:r>
-        <w:t xml:space="preserve"> </w:t>
-      </w:r>
-      <w:r>
-        <w:t>視窗開著</w:t>
-      </w:r>
-    </w:p>
-    <w:p>
-      <w:pPr>
-        <w:pStyle w:val="a9"/>
-        <w:numPr>
-          <w:ilvl w:val="0"/>
-          <w:numId w:val="2"/>
-        </w:numPr>
-      </w:pPr>
-      <w:r>
-        <w:t xml:space="preserve">docker logs </w:t>
-      </w:r>
-      <w:proofErr w:type="spellStart"/>
-      <w:r>
-        <w:t>qdrant</w:t>
-      </w:r>
-      <w:proofErr w:type="spellEnd"/>
-      <w:r>
-        <w:t>新開一個終端機</w:t>
-      </w:r>
-    </w:p>
-    <w:p>
-      <w:pPr>
-        <w:pStyle w:val="a9"/>
-        <w:numPr>
-          <w:ilvl w:val="0"/>
-          <w:numId w:val="2"/>
-        </w:numPr>
-      </w:pPr>
-      <w:r>
-        <w:t xml:space="preserve">docker stop </w:t>
-      </w:r>
-      <w:proofErr w:type="spellStart"/>
-      <w:r>
-        <w:t>qdrant</w:t>
-      </w:r>
-      <w:proofErr w:type="spellEnd"/>
-      <w:r>
-        <w:t>到你的專案資料夾</w:t>
-      </w:r>
-    </w:p>
-    <w:p>
-      <w:pPr>
-        <w:pStyle w:val="a9"/>
-        <w:numPr>
-          <w:ilvl w:val="0"/>
-          <w:numId w:val="2"/>
-        </w:numPr>
-      </w:pPr>
-      <w:r>
-        <w:t xml:space="preserve">docker start </w:t>
-      </w:r>
-      <w:proofErr w:type="spellStart"/>
-      <w:r>
-        <w:t>qdrant</w:t>
-      </w:r>
-      <w:proofErr w:type="spellEnd"/>
-      <w:r>
-        <w:t>執行：</w:t>
-      </w:r>
-    </w:p>
-    <w:p>
-      <w:r>
-        <w:rPr>
-          <w:rFonts w:hint="eastAsia"/>
-        </w:rPr>
-        <w:t>第三部</w:t>
-      </w:r>
-    </w:p>
-    <w:p>
-      <w:r>
-        <w:t xml:space="preserve">python -m pip install requests sentence-transformers </w:t>
-      </w:r>
-      <w:proofErr w:type="spellStart"/>
-      <w:r>
-        <w:t>qdrant</w:t>
-      </w:r>
-      <w:proofErr w:type="spellEnd"/>
-      <w:r>
-        <w:t xml:space="preserve">-client </w:t>
-      </w:r>
-      <w:proofErr w:type="spellStart"/>
-      <w:r>
-        <w:t>ollama</w:t>
-      </w:r>
-      <w:proofErr w:type="spellEnd"/>
-    </w:p>
-    <w:p>
-      <w:r>
-        <w:t xml:space="preserve">python importjson.py --input 'new </w:t>
-      </w:r>
-      <w:proofErr w:type="spellStart"/>
+        <w:t>main:app</w:t>
+      </w:r>
+      <w:proofErr w:type="spellEnd"/>
+      <w:r>
+        <w:t xml:space="preserve"> --host 0.0.0.0 --port 8000</w:t>
+      </w:r>
+    </w:p>
+    <w:p/>
+    <w:p>
+      <w:pPr>
+        <w:rPr>
+          <w:rFonts w:hint="eastAsia"/>
+        </w:rPr>
+      </w:pPr>
+      <w:r>
+        <w:t>pip install open-webui</w:t>
+      </w:r>
+    </w:p>
+    <w:p/>
+    <w:p>
+      <w:proofErr w:type="spellStart"/>
+      <w:r>
+        <w:t>irm</w:t>
+      </w:r>
+      <w:proofErr w:type="spellEnd"/>
+      <w:r>
+        <w:t xml:space="preserve"> `</w:t>
+      </w:r>
+    </w:p>
+    <w:p>
+      <w:r>
+        <w:t xml:space="preserve">  -Uri "http://127.0.0.1:8000/v1/models" `</w:t>
+      </w:r>
+    </w:p>
+    <w:p>
+      <w:pPr>
+        <w:rPr>
+          <w:rFonts w:hint="eastAsia"/>
+        </w:rPr>
+      </w:pPr>
+      <w:r>
+        <w:t xml:space="preserve">  -Headers </w:t>
+      </w:r>
       <w:proofErr w:type="gramStart"/>
       <w:r>
-        <w:t>chunked.json</w:t>
-      </w:r>
-      <w:proofErr w:type="spellEnd"/>
+        <w:t>@{</w:t>
+      </w:r>
       <w:proofErr w:type="gramEnd"/>
       <w:r>
-        <w:t xml:space="preserve">' --collection </w:t>
-      </w:r>
-      <w:proofErr w:type="spellStart"/>
-      <w:r>
-        <w:t>error_codes</w:t>
-      </w:r>
-      <w:proofErr w:type="spellEnd"/>
-      <w:r>
-        <w:t xml:space="preserve">  </w:t>
-      </w:r>
-    </w:p>
-    <w:p>
-      <w:r>
-        <w:t>python query_with_ollama_new.py</w:t>
-      </w:r>
-    </w:p>
-    <w:p/>
-    <w:p/>
-    <w:p>
-      <w:r>
-        <w:t>python create_index.py</w:t>
-      </w:r>
-    </w:p>
-    <w:p>
-      <w:pPr>
-        <w:rPr>
-          <w:rFonts w:hint="eastAsia"/>
-        </w:rPr>
-      </w:pPr>
-      <w:r>
-        <w:t>pip install gradio</w:t>
-      </w:r>
-    </w:p>
-    <w:p/>
-    <w:p/>
+        <w:t>Authorization="Bearer 123456"}</w:t>
+      </w:r>
+    </w:p>
+    <w:p/>
+    <w:p/>
+    <w:p/>
+    <w:p>
+      <w:pPr>
+        <w:rPr>
+          <w:rFonts w:hint="eastAsia"/>
+        </w:rPr>
+      </w:pPr>
+    </w:p>
     <w:sectPr>
       <w:pgSz w:w="11906" w:h="16838"/>
       <w:pgMar w:top="1440" w:right="1800" w:bottom="1440" w:left="1800" w:header="851" w:footer="992" w:gutter="0"/>
@@ -3505,4 +3521,16 @@
     </a:ext>
   </a:extLst>
 </a:theme>
+</file>
+
+<file path=customXml/item1.xml><?xml version="1.0" encoding="utf-8"?>
+<b:Sources xmlns:b="http://schemas.openxmlformats.org/officeDocument/2006/bibliography" xmlns="http://schemas.openxmlformats.org/officeDocument/2006/bibliography" SelectedStyle="\APASixthEditionOfficeOnline.xsl" StyleName="APA" Version="6"/>
+</file>
+
+<file path=customXml/itemProps1.xml><?xml version="1.0" encoding="utf-8"?>
+<ds:datastoreItem xmlns:ds="http://schemas.openxmlformats.org/officeDocument/2006/customXml" ds:itemID="{5F0C4BD5-F74F-4A42-9DBE-088784C0DE17}">
+  <ds:schemaRefs>
+    <ds:schemaRef ds:uri="http://schemas.openxmlformats.org/officeDocument/2006/bibliography"/>
+  </ds:schemaRefs>
+</ds:datastoreItem>
 </file>
--- a/最新版rag套件流程.docx
+++ b/最新版rag套件流程.docx
@@ -1567,15 +1567,28 @@
     </w:p>
     <w:p>
       <w:r>
-        <w:t>python test1.py --input "C:\Users\USER\Desktop\vscode\error_code.json" --output "</w:t>
-      </w:r>
-      <w:proofErr w:type="spellStart"/>
-      <w:r>
-        <w:t>chunked.json</w:t>
-      </w:r>
-      <w:proofErr w:type="spellEnd"/>
-      <w:r>
-        <w:t>"</w:t>
+        <w:t>python test1.py --input "</w:t>
+      </w:r>
+      <w:r>
+        <w:t xml:space="preserve"> C:\Users\USER\Desktop\vscode\all_manual_pages.json</w:t>
+      </w:r>
+      <w:r>
+        <w:t>" --output "</w:t>
+      </w:r>
+      <w:r>
+        <w:t>new</w:t>
+      </w:r>
+      <w:r>
+        <w:t>chunked</w:t>
+      </w:r>
+      <w:r>
+        <w:rPr>
+          <w:rFonts w:hint="eastAsia"/>
+        </w:rPr>
+        <w:t>1</w:t>
+      </w:r>
+      <w:r>
+        <w:t>.json"</w:t>
       </w:r>
       <w:r>
         <w:rPr>
@@ -1844,10 +1857,34 @@
         <w:t>python create_index.py</w:t>
       </w:r>
     </w:p>
-    <w:p>
-      <w:r>
-        <w:t>pip install gradio</w:t>
-      </w:r>
+    <w:p/>
+    <w:p>
+      <w:pPr>
+        <w:rPr>
+          <w:rFonts w:hint="eastAsia"/>
+        </w:rPr>
+      </w:pPr>
+      <w:r>
+        <w:t>python query_with_ollama_new.py --</w:t>
+      </w:r>
+      <w:proofErr w:type="spellStart"/>
+      <w:r>
+        <w:t>qdrant</w:t>
+      </w:r>
+      <w:proofErr w:type="spellEnd"/>
+      <w:r>
+        <w:t>-collection pig</w:t>
+      </w:r>
+    </w:p>
+    <w:p>
+      <w:r>
+        <w:t xml:space="preserve">pip install </w:t>
+      </w:r>
+      <w:proofErr w:type="spellStart"/>
+      <w:r>
+        <w:t>gradio</w:t>
+      </w:r>
+      <w:proofErr w:type="spellEnd"/>
     </w:p>
     <w:p/>
     <w:p>
@@ -1902,14 +1939,14 @@
     </w:p>
     <w:p/>
     <w:p>
-      <w:pPr>
-        <w:rPr>
-          <w:rFonts w:hint="eastAsia"/>
-        </w:rPr>
-      </w:pPr>
-      <w:r>
-        <w:t>pip install open-webui</w:t>
-      </w:r>
+      <w:r>
+        <w:t>pip install open-</w:t>
+      </w:r>
+      <w:proofErr w:type="spellStart"/>
+      <w:r>
+        <w:t>webui</w:t>
+      </w:r>
+      <w:proofErr w:type="spellEnd"/>
     </w:p>
     <w:p/>
     <w:p>
@@ -1928,11 +1965,6 @@
       </w:r>
     </w:p>
     <w:p>
-      <w:pPr>
-        <w:rPr>
-          <w:rFonts w:hint="eastAsia"/>
-        </w:rPr>
-      </w:pPr>
       <w:r>
         <w:t xml:space="preserve">  -Headers </w:t>
       </w:r>
@@ -1948,13 +1980,7 @@
     <w:p/>
     <w:p/>
     <w:p/>
-    <w:p>
-      <w:pPr>
-        <w:rPr>
-          <w:rFonts w:hint="eastAsia"/>
-        </w:rPr>
-      </w:pPr>
-    </w:p>
+    <w:p/>
     <w:sectPr>
       <w:pgSz w:w="11906" w:h="16838"/>
       <w:pgMar w:top="1440" w:right="1800" w:bottom="1440" w:left="1800" w:header="851" w:footer="992" w:gutter="0"/>

--- a/最新版rag套件流程.docx
+++ b/最新版rag套件流程.docx
@@ -1859,11 +1859,6 @@
     </w:p>
     <w:p/>
     <w:p>
-      <w:pPr>
-        <w:rPr>
-          <w:rFonts w:hint="eastAsia"/>
-        </w:rPr>
-      </w:pPr>
       <w:r>
         <w:t>python query_with_ollama_new.py --</w:t>
       </w:r>
@@ -1979,6 +1974,38 @@
     </w:p>
     <w:p/>
     <w:p/>
+    <w:p>
+      <w:r>
+        <w:lastRenderedPageBreak/>
+        <w:t>git add query_with_ollama_new.py</w:t>
+      </w:r>
+    </w:p>
+    <w:p>
+      <w:r>
+        <w:t xml:space="preserve">git commit -m "add </w:t>
+      </w:r>
+      <w:proofErr w:type="spellStart"/>
+      <w:r>
+        <w:t>fastapi</w:t>
+      </w:r>
+      <w:proofErr w:type="spellEnd"/>
+      <w:r>
+        <w:t xml:space="preserve"> web </w:t>
+      </w:r>
+      <w:proofErr w:type="spellStart"/>
+      <w:r>
+        <w:t>ui</w:t>
+      </w:r>
+      <w:proofErr w:type="spellEnd"/>
+      <w:r>
+        <w:t>"</w:t>
+      </w:r>
+    </w:p>
+    <w:p>
+      <w:r>
+        <w:t>git push</w:t>
+      </w:r>
+    </w:p>
     <w:p/>
     <w:p/>
     <w:sectPr>

--- a/最新版rag套件流程.docx
+++ b/最新版rag套件流程.docx
@@ -2007,7 +2007,78 @@
       </w:r>
     </w:p>
     <w:p/>
-    <w:p/>
+    <w:p>
+      <w:r>
+        <w:t>git add backend.py</w:t>
+      </w:r>
+    </w:p>
+    <w:p>
+      <w:r>
+        <w:t xml:space="preserve">git commit -m "update backend </w:t>
+      </w:r>
+      <w:proofErr w:type="spellStart"/>
+      <w:r>
+        <w:t>api</w:t>
+      </w:r>
+      <w:proofErr w:type="spellEnd"/>
+      <w:r>
+        <w:t>"</w:t>
+      </w:r>
+    </w:p>
+    <w:p>
+      <w:r>
+        <w:t>git push</w:t>
+      </w:r>
+    </w:p>
+    <w:p/>
+    <w:p>
+      <w:r>
+        <w:t xml:space="preserve">git add </w:t>
+      </w:r>
+      <w:r>
+        <w:rPr>
+          <w:rFonts w:hint="eastAsia"/>
+        </w:rPr>
+        <w:t>b</w:t>
+      </w:r>
+      <w:r>
+        <w:t>ackend.py</w:t>
+      </w:r>
+    </w:p>
+    <w:p>
+      <w:r>
+        <w:t xml:space="preserve">git commit -m "add </w:t>
+      </w:r>
+      <w:proofErr w:type="spellStart"/>
+      <w:proofErr w:type="gramStart"/>
+      <w:r>
+        <w:rPr>
+          <w:rFonts w:hint="eastAsia"/>
+        </w:rPr>
+        <w:t>b</w:t>
+      </w:r>
+      <w:r>
+        <w:t>ackend.py</w:t>
+      </w:r>
+      <w:r>
+        <w:t>script</w:t>
+      </w:r>
+      <w:proofErr w:type="spellEnd"/>
+      <w:proofErr w:type="gramEnd"/>
+      <w:r>
+        <w:t>"</w:t>
+      </w:r>
+    </w:p>
+    <w:p>
+      <w:pPr>
+        <w:rPr>
+          <w:rFonts w:hint="eastAsia"/>
+        </w:rPr>
+      </w:pPr>
+      <w:r>
+        <w:t>git push</w:t>
+      </w:r>
+    </w:p>
     <w:sectPr>
       <w:pgSz w:w="11906" w:h="16838"/>
       <w:pgMar w:top="1440" w:right="1800" w:bottom="1440" w:left="1800" w:header="851" w:footer="992" w:gutter="0"/>

--- a/最新版rag套件流程.docx
+++ b/最新版rag套件流程.docx
@@ -1567,13 +1567,22 @@
     </w:p>
     <w:p>
       <w:r>
-        <w:t>python test1.py --input "</w:t>
-      </w:r>
-      <w:r>
-        <w:t xml:space="preserve"> C:\Users\USER\Desktop\vscode\all_manual_pages.json</w:t>
-      </w:r>
-      <w:r>
-        <w:t>" --output "</w:t>
+        <w:t>python test</w:t>
+      </w:r>
+      <w:r>
+        <w:rPr>
+          <w:rFonts w:hint="eastAsia"/>
+        </w:rPr>
+        <w:t>2</w:t>
+      </w:r>
+      <w:r>
+        <w:t xml:space="preserve">.py --input </w:t>
+      </w:r>
+      <w:r>
+        <w:t>"C:\Users\USER\Desktop\vscode\l2100_programming_metadata.json"</w:t>
+      </w:r>
+      <w:r>
+        <w:t xml:space="preserve"> --output "</w:t>
       </w:r>
       <w:r>
         <w:t>new</w:t>
@@ -1585,7 +1594,7 @@
         <w:rPr>
           <w:rFonts w:hint="eastAsia"/>
         </w:rPr>
-        <w:t>1</w:t>
+        <w:t>3</w:t>
       </w:r>
       <w:r>
         <w:t>.json"</w:t>
@@ -1721,6 +1730,7 @@
         </w:numPr>
       </w:pPr>
       <w:r>
+        <w:lastRenderedPageBreak/>
         <w:t xml:space="preserve">pip install </w:t>
       </w:r>
       <w:proofErr w:type="spellStart"/>
@@ -1749,7 +1759,6 @@
         </w:numPr>
       </w:pPr>
       <w:r>
-        <w:lastRenderedPageBreak/>
         <w:t xml:space="preserve">docker run -d -p 6333:6333 --name </w:t>
       </w:r>
       <w:proofErr w:type="spellStart"/>
@@ -1783,298 +1792,380 @@
         </w:numPr>
       </w:pPr>
       <w:r>
-        <w:t>python importjson.py --input "</w:t>
-      </w:r>
-      <w:proofErr w:type="spellStart"/>
+        <w:rPr>
+          <w:rFonts w:hint="eastAsia"/>
+        </w:rPr>
+        <w:t>$</w:t>
+      </w:r>
+      <w:proofErr w:type="spellStart"/>
+      <w:r>
+        <w:rPr>
+          <w:rFonts w:hint="eastAsia"/>
+        </w:rPr>
+        <w:t>env:QDRANT_URL</w:t>
+      </w:r>
+      <w:proofErr w:type="spellEnd"/>
+      <w:r>
+        <w:rPr>
+          <w:rFonts w:hint="eastAsia"/>
+        </w:rPr>
+        <w:t>="</w:t>
+      </w:r>
+      <w:r>
+        <w:rPr>
+          <w:rFonts w:hint="eastAsia"/>
+        </w:rPr>
+        <w:t>你的</w:t>
+      </w:r>
+      <w:proofErr w:type="spellStart"/>
+      <w:r>
+        <w:rPr>
+          <w:rFonts w:hint="eastAsia"/>
+        </w:rPr>
+        <w:t>Qdrant</w:t>
+      </w:r>
+      <w:proofErr w:type="spellEnd"/>
+      <w:r>
+        <w:rPr>
+          <w:rFonts w:hint="eastAsia"/>
+        </w:rPr>
+        <w:t>網址</w:t>
+      </w:r>
+      <w:r>
+        <w:rPr>
+          <w:rFonts w:hint="eastAsia"/>
+        </w:rPr>
+        <w:t>"</w:t>
+      </w:r>
+    </w:p>
+    <w:p>
+      <w:pPr>
+        <w:pStyle w:val="a9"/>
+        <w:numPr>
+          <w:ilvl w:val="0"/>
+          <w:numId w:val="2"/>
+        </w:numPr>
+      </w:pPr>
+      <w:r>
+        <w:rPr>
+          <w:rFonts w:hint="eastAsia"/>
+        </w:rPr>
+        <w:t>$</w:t>
+      </w:r>
+      <w:proofErr w:type="spellStart"/>
+      <w:r>
+        <w:rPr>
+          <w:rFonts w:hint="eastAsia"/>
+        </w:rPr>
+        <w:t>env:QDRANT_API_KEY</w:t>
+      </w:r>
+      <w:proofErr w:type="spellEnd"/>
+      <w:r>
+        <w:rPr>
+          <w:rFonts w:hint="eastAsia"/>
+        </w:rPr>
+        <w:t>="</w:t>
+      </w:r>
+      <w:r>
+        <w:rPr>
+          <w:rFonts w:hint="eastAsia"/>
+        </w:rPr>
+        <w:t>你的</w:t>
+      </w:r>
+      <w:r>
+        <w:rPr>
+          <w:rFonts w:hint="eastAsia"/>
+        </w:rPr>
+        <w:t>APIKEY"</w:t>
+      </w:r>
+    </w:p>
+    <w:p>
+      <w:pPr>
+        <w:pStyle w:val="a9"/>
+        <w:numPr>
+          <w:ilvl w:val="0"/>
+          <w:numId w:val="2"/>
+        </w:numPr>
+      </w:pPr>
+      <w:r>
+        <w:t>python embed_to_qdrant_metadata_order_id.py --input 'newchunked1.json' --collection l2100_manuals</w:t>
+      </w:r>
+    </w:p>
+    <w:p/>
+    <w:p/>
+    <w:p/>
+    <w:p/>
+    <w:p>
+      <w:r>
+        <w:rPr>
+          <w:rFonts w:hint="eastAsia"/>
+        </w:rPr>
+        <w:t>第三部</w:t>
+      </w:r>
+    </w:p>
+    <w:p>
+      <w:r>
+        <w:t xml:space="preserve">python -m pip install requests sentence-transformers </w:t>
+      </w:r>
+      <w:proofErr w:type="spellStart"/>
+      <w:r>
+        <w:t>qdrant</w:t>
+      </w:r>
+      <w:proofErr w:type="spellEnd"/>
+      <w:r>
+        <w:t xml:space="preserve">-client </w:t>
+      </w:r>
+      <w:proofErr w:type="spellStart"/>
+      <w:r>
+        <w:t>ollama</w:t>
+      </w:r>
+      <w:proofErr w:type="spellEnd"/>
+    </w:p>
+    <w:p>
+      <w:r>
+        <w:t xml:space="preserve">python </w:t>
+      </w:r>
+      <w:r>
+        <w:t>embed_to_qdrant_metadata_order_id.py</w:t>
+      </w:r>
+      <w:r>
+        <w:t>. --input 'newchunked</w:t>
+      </w:r>
+      <w:r>
+        <w:rPr>
+          <w:rFonts w:hint="eastAsia"/>
+        </w:rPr>
+        <w:t>1</w:t>
+      </w:r>
+      <w:r>
+        <w:t xml:space="preserve">.json' --collection   </w:t>
+      </w:r>
+    </w:p>
+    <w:p>
+      <w:r>
+        <w:t>python query_with_ollama_new.py</w:t>
+      </w:r>
+    </w:p>
+    <w:p/>
+    <w:p/>
+    <w:p>
+      <w:r>
+        <w:t>python create_index.py</w:t>
+      </w:r>
+    </w:p>
+    <w:p/>
+    <w:p>
+      <w:r>
+        <w:t>python query_with_ollama_new.py --</w:t>
+      </w:r>
+      <w:proofErr w:type="spellStart"/>
+      <w:r>
+        <w:t>qdrant</w:t>
+      </w:r>
+      <w:proofErr w:type="spellEnd"/>
+      <w:r>
+        <w:t>-collection pig</w:t>
+      </w:r>
+    </w:p>
+    <w:p>
+      <w:r>
+        <w:t xml:space="preserve">pip install </w:t>
+      </w:r>
+      <w:proofErr w:type="spellStart"/>
+      <w:r>
+        <w:t>gradio</w:t>
+      </w:r>
+      <w:proofErr w:type="spellEnd"/>
+    </w:p>
+    <w:p/>
+    <w:p>
+      <w:r>
+        <w:rPr>
+          <w:rFonts w:hint="eastAsia"/>
+        </w:rPr>
+        <w:t>創建</w:t>
+      </w:r>
+      <w:r>
+        <w:rPr>
+          <w:rFonts w:hint="eastAsia"/>
+        </w:rPr>
+        <w:t xml:space="preserve">open web </w:t>
+      </w:r>
+      <w:proofErr w:type="spellStart"/>
+      <w:r>
+        <w:rPr>
+          <w:rFonts w:hint="eastAsia"/>
+        </w:rPr>
+        <w:t>ui</w:t>
+      </w:r>
+      <w:proofErr w:type="spellEnd"/>
+      <w:r>
+        <w:rPr>
+          <w:rFonts w:hint="eastAsia"/>
+        </w:rPr>
+        <w:t>介面</w:t>
+      </w:r>
+    </w:p>
+    <w:p/>
+    <w:p>
+      <w:r>
+        <w:t xml:space="preserve">python -m </w:t>
+      </w:r>
+      <w:proofErr w:type="spellStart"/>
+      <w:r>
+        <w:t>uvicorn</w:t>
+      </w:r>
+      <w:proofErr w:type="spellEnd"/>
+      <w:r>
+        <w:t xml:space="preserve"> </w:t>
+      </w:r>
+      <w:proofErr w:type="spellStart"/>
+      <w:r>
+        <w:t>main:app</w:t>
+      </w:r>
+      <w:proofErr w:type="spellEnd"/>
+      <w:r>
+        <w:t xml:space="preserve"> --host 0.0.0.0 --port 8000</w:t>
+      </w:r>
+    </w:p>
+    <w:p/>
+    <w:p>
+      <w:r>
+        <w:lastRenderedPageBreak/>
+        <w:t>pip install open-</w:t>
+      </w:r>
+      <w:proofErr w:type="spellStart"/>
+      <w:r>
+        <w:t>webui</w:t>
+      </w:r>
+      <w:proofErr w:type="spellEnd"/>
+    </w:p>
+    <w:p/>
+    <w:p>
+      <w:proofErr w:type="spellStart"/>
+      <w:r>
+        <w:t>irm</w:t>
+      </w:r>
+      <w:proofErr w:type="spellEnd"/>
+      <w:r>
+        <w:t xml:space="preserve"> `</w:t>
+      </w:r>
+    </w:p>
+    <w:p>
+      <w:r>
+        <w:t xml:space="preserve">  -Uri "http://127.0.0.1:8000/v1/models" `</w:t>
+      </w:r>
+    </w:p>
+    <w:p>
+      <w:r>
+        <w:t xml:space="preserve">  -Headers </w:t>
+      </w:r>
       <w:proofErr w:type="gramStart"/>
       <w:r>
-        <w:t>chunked.json</w:t>
-      </w:r>
-      <w:proofErr w:type="spellEnd"/>
+        <w:t>@{</w:t>
+      </w:r>
       <w:proofErr w:type="gramEnd"/>
       <w:r>
-        <w:t xml:space="preserve">"  </w:t>
-      </w:r>
-    </w:p>
-    <w:p>
-      <w:r>
-        <w:rPr>
-          <w:rFonts w:hint="eastAsia"/>
-        </w:rPr>
-        <w:t>第三部</w:t>
-      </w:r>
-    </w:p>
-    <w:p>
-      <w:r>
-        <w:t xml:space="preserve">python -m pip install requests sentence-transformers </w:t>
-      </w:r>
-      <w:proofErr w:type="spellStart"/>
-      <w:r>
-        <w:t>qdrant</w:t>
-      </w:r>
-      <w:proofErr w:type="spellEnd"/>
-      <w:r>
-        <w:t xml:space="preserve">-client </w:t>
-      </w:r>
-      <w:proofErr w:type="spellStart"/>
-      <w:r>
-        <w:t>ollama</w:t>
-      </w:r>
-      <w:proofErr w:type="spellEnd"/>
-    </w:p>
-    <w:p>
-      <w:r>
-        <w:t xml:space="preserve">python importjson.py --input 'new </w:t>
+        <w:t>Authorization="Bearer 123456"}</w:t>
+      </w:r>
+    </w:p>
+    <w:p/>
+    <w:p/>
+    <w:p>
+      <w:r>
+        <w:t>git add query_with_ollama_new.py</w:t>
+      </w:r>
+    </w:p>
+    <w:p>
+      <w:r>
+        <w:t xml:space="preserve">git commit -m "add </w:t>
+      </w:r>
+      <w:proofErr w:type="spellStart"/>
+      <w:r>
+        <w:t>fastapi</w:t>
+      </w:r>
+      <w:proofErr w:type="spellEnd"/>
+      <w:r>
+        <w:t xml:space="preserve"> web </w:t>
+      </w:r>
+      <w:proofErr w:type="spellStart"/>
+      <w:r>
+        <w:t>ui</w:t>
+      </w:r>
+      <w:proofErr w:type="spellEnd"/>
+      <w:r>
+        <w:t>"</w:t>
+      </w:r>
+    </w:p>
+    <w:p>
+      <w:r>
+        <w:t>git push</w:t>
+      </w:r>
+    </w:p>
+    <w:p/>
+    <w:p>
+      <w:r>
+        <w:t>git add backend.py</w:t>
+      </w:r>
+    </w:p>
+    <w:p>
+      <w:r>
+        <w:t xml:space="preserve">git commit -m "update backend </w:t>
+      </w:r>
+      <w:proofErr w:type="spellStart"/>
+      <w:r>
+        <w:t>api</w:t>
+      </w:r>
+      <w:proofErr w:type="spellEnd"/>
+      <w:r>
+        <w:t>"</w:t>
+      </w:r>
+    </w:p>
+    <w:p>
+      <w:r>
+        <w:t>git push</w:t>
+      </w:r>
+    </w:p>
+    <w:p/>
+    <w:p>
+      <w:r>
+        <w:t xml:space="preserve">git add </w:t>
+      </w:r>
+      <w:r>
+        <w:rPr>
+          <w:rFonts w:hint="eastAsia"/>
+        </w:rPr>
+        <w:t>b</w:t>
+      </w:r>
+      <w:r>
+        <w:t>ackend.py</w:t>
+      </w:r>
+    </w:p>
+    <w:p>
+      <w:r>
+        <w:t xml:space="preserve">git commit -m "add </w:t>
       </w:r>
       <w:proofErr w:type="spellStart"/>
       <w:proofErr w:type="gramStart"/>
       <w:r>
-        <w:t>chunked.json</w:t>
+        <w:rPr>
+          <w:rFonts w:hint="eastAsia"/>
+        </w:rPr>
+        <w:t>b</w:t>
+      </w:r>
+      <w:r>
+        <w:t>ackend.py</w:t>
+      </w:r>
+      <w:r>
+        <w:t>script</w:t>
       </w:r>
       <w:proofErr w:type="spellEnd"/>
       <w:proofErr w:type="gramEnd"/>
       <w:r>
-        <w:t xml:space="preserve">' --collection </w:t>
-      </w:r>
-      <w:proofErr w:type="spellStart"/>
-      <w:r>
-        <w:t>error_codes</w:t>
-      </w:r>
-      <w:proofErr w:type="spellEnd"/>
-      <w:r>
-        <w:t xml:space="preserve">  </w:t>
-      </w:r>
-    </w:p>
-    <w:p>
-      <w:r>
-        <w:t>python query_with_ollama_new.py</w:t>
-      </w:r>
-    </w:p>
-    <w:p/>
-    <w:p/>
-    <w:p>
-      <w:r>
-        <w:t>python create_index.py</w:t>
-      </w:r>
-    </w:p>
-    <w:p/>
-    <w:p>
-      <w:r>
-        <w:t>python query_with_ollama_new.py --</w:t>
-      </w:r>
-      <w:proofErr w:type="spellStart"/>
-      <w:r>
-        <w:t>qdrant</w:t>
-      </w:r>
-      <w:proofErr w:type="spellEnd"/>
-      <w:r>
-        <w:t>-collection pig</w:t>
-      </w:r>
-    </w:p>
-    <w:p>
-      <w:r>
-        <w:t xml:space="preserve">pip install </w:t>
-      </w:r>
-      <w:proofErr w:type="spellStart"/>
-      <w:r>
-        <w:t>gradio</w:t>
-      </w:r>
-      <w:proofErr w:type="spellEnd"/>
-    </w:p>
-    <w:p/>
-    <w:p>
-      <w:r>
-        <w:rPr>
-          <w:rFonts w:hint="eastAsia"/>
-        </w:rPr>
-        <w:t>創建</w:t>
-      </w:r>
-      <w:r>
-        <w:rPr>
-          <w:rFonts w:hint="eastAsia"/>
-        </w:rPr>
-        <w:t xml:space="preserve">open web </w:t>
-      </w:r>
-      <w:proofErr w:type="spellStart"/>
-      <w:r>
-        <w:rPr>
-          <w:rFonts w:hint="eastAsia"/>
-        </w:rPr>
-        <w:t>ui</w:t>
-      </w:r>
-      <w:proofErr w:type="spellEnd"/>
-      <w:r>
-        <w:rPr>
-          <w:rFonts w:hint="eastAsia"/>
-        </w:rPr>
-        <w:t>介面</w:t>
-      </w:r>
-    </w:p>
-    <w:p/>
-    <w:p>
-      <w:r>
-        <w:t xml:space="preserve">python -m </w:t>
-      </w:r>
-      <w:proofErr w:type="spellStart"/>
-      <w:r>
-        <w:t>uvicorn</w:t>
-      </w:r>
-      <w:proofErr w:type="spellEnd"/>
-      <w:r>
-        <w:t xml:space="preserve"> </w:t>
-      </w:r>
-      <w:proofErr w:type="spellStart"/>
-      <w:r>
-        <w:t>main:app</w:t>
-      </w:r>
-      <w:proofErr w:type="spellEnd"/>
-      <w:r>
-        <w:t xml:space="preserve"> --host 0.0.0.0 --port 8000</w:t>
-      </w:r>
-    </w:p>
-    <w:p/>
-    <w:p>
-      <w:r>
-        <w:t>pip install open-</w:t>
-      </w:r>
-      <w:proofErr w:type="spellStart"/>
-      <w:r>
-        <w:t>webui</w:t>
-      </w:r>
-      <w:proofErr w:type="spellEnd"/>
-    </w:p>
-    <w:p/>
-    <w:p>
-      <w:proofErr w:type="spellStart"/>
-      <w:r>
-        <w:t>irm</w:t>
-      </w:r>
-      <w:proofErr w:type="spellEnd"/>
-      <w:r>
-        <w:t xml:space="preserve"> `</w:t>
-      </w:r>
-    </w:p>
-    <w:p>
-      <w:r>
-        <w:t xml:space="preserve">  -Uri "http://127.0.0.1:8000/v1/models" `</w:t>
-      </w:r>
-    </w:p>
-    <w:p>
-      <w:r>
-        <w:t xml:space="preserve">  -Headers </w:t>
-      </w:r>
-      <w:proofErr w:type="gramStart"/>
-      <w:r>
-        <w:t>@{</w:t>
-      </w:r>
-      <w:proofErr w:type="gramEnd"/>
-      <w:r>
-        <w:t>Authorization="Bearer 123456"}</w:t>
-      </w:r>
-    </w:p>
-    <w:p/>
-    <w:p/>
-    <w:p>
-      <w:r>
-        <w:lastRenderedPageBreak/>
-        <w:t>git add query_with_ollama_new.py</w:t>
-      </w:r>
-    </w:p>
-    <w:p>
-      <w:r>
-        <w:t xml:space="preserve">git commit -m "add </w:t>
-      </w:r>
-      <w:proofErr w:type="spellStart"/>
-      <w:r>
-        <w:t>fastapi</w:t>
-      </w:r>
-      <w:proofErr w:type="spellEnd"/>
-      <w:r>
-        <w:t xml:space="preserve"> web </w:t>
-      </w:r>
-      <w:proofErr w:type="spellStart"/>
-      <w:r>
-        <w:t>ui</w:t>
-      </w:r>
-      <w:proofErr w:type="spellEnd"/>
-      <w:r>
         <w:t>"</w:t>
       </w:r>
     </w:p>
     <w:p>
-      <w:r>
-        <w:t>git push</w:t>
-      </w:r>
-    </w:p>
-    <w:p/>
-    <w:p>
-      <w:r>
-        <w:t>git add backend.py</w:t>
-      </w:r>
-    </w:p>
-    <w:p>
-      <w:r>
-        <w:t xml:space="preserve">git commit -m "update backend </w:t>
-      </w:r>
-      <w:proofErr w:type="spellStart"/>
-      <w:r>
-        <w:t>api</w:t>
-      </w:r>
-      <w:proofErr w:type="spellEnd"/>
-      <w:r>
-        <w:t>"</w:t>
-      </w:r>
-    </w:p>
-    <w:p>
-      <w:r>
-        <w:t>git push</w:t>
-      </w:r>
-    </w:p>
-    <w:p/>
-    <w:p>
-      <w:r>
-        <w:t xml:space="preserve">git add </w:t>
-      </w:r>
-      <w:r>
-        <w:rPr>
-          <w:rFonts w:hint="eastAsia"/>
-        </w:rPr>
-        <w:t>b</w:t>
-      </w:r>
-      <w:r>
-        <w:t>ackend.py</w:t>
-      </w:r>
-    </w:p>
-    <w:p>
-      <w:r>
-        <w:t xml:space="preserve">git commit -m "add </w:t>
-      </w:r>
-      <w:proofErr w:type="spellStart"/>
-      <w:proofErr w:type="gramStart"/>
-      <w:r>
-        <w:rPr>
-          <w:rFonts w:hint="eastAsia"/>
-        </w:rPr>
-        <w:t>b</w:t>
-      </w:r>
-      <w:r>
-        <w:t>ackend.py</w:t>
-      </w:r>
-      <w:r>
-        <w:t>script</w:t>
-      </w:r>
-      <w:proofErr w:type="spellEnd"/>
-      <w:proofErr w:type="gramEnd"/>
-      <w:r>
-        <w:t>"</w:t>
-      </w:r>
-    </w:p>
-    <w:p>
-      <w:pPr>
-        <w:rPr>
-          <w:rFonts w:hint="eastAsia"/>
-        </w:rPr>
-      </w:pPr>
       <w:r>
         <w:t>git push</w:t>
       </w:r>

--- a/最新版rag套件流程.docx
+++ b/最新版rag套件流程.docx
@@ -2168,6 +2168,114 @@
     <w:p>
       <w:r>
         <w:t>git push</w:t>
+      </w:r>
+    </w:p>
+    <w:p/>
+    <w:p>
+      <w:r>
+        <w:rPr>
+          <w:rFonts w:hint="eastAsia"/>
+        </w:rPr>
+        <w:t>1.</w:t>
+      </w:r>
+      <w:r>
+        <w:rPr>
+          <w:rFonts w:hint="eastAsia"/>
+        </w:rPr>
+        <w:t>程式</w:t>
+      </w:r>
+    </w:p>
+    <w:p/>
+    <w:p>
+      <w:r>
+        <w:t xml:space="preserve">python embed_to_qdrant_metadata_order_id.py --input "data/l2100_programming_metadata.json" --collection dog    </w:t>
+      </w:r>
+    </w:p>
+    <w:p/>
+    <w:p>
+      <w:r>
+        <w:rPr>
+          <w:rFonts w:hint="eastAsia"/>
+        </w:rPr>
+        <w:lastRenderedPageBreak/>
+        <w:t>2.</w:t>
+      </w:r>
+      <w:r>
+        <w:rPr>
+          <w:rFonts w:hint="eastAsia"/>
+        </w:rPr>
+        <w:t>抽圖</w:t>
+      </w:r>
+    </w:p>
+    <w:p>
+      <w:r>
+        <w:t>python extract_images.py</w:t>
+      </w:r>
+    </w:p>
+    <w:p>
+      <w:r>
+        <w:t>python pdf_to_json_programming_metadata.py</w:t>
+      </w:r>
+    </w:p>
+    <w:p>
+      <w:r>
+        <w:t>python embed_to_qdrant_metadata_order_id.py --input "data/l2100_programming_metadata.json" --collection l2100_manuals</w:t>
+      </w:r>
+    </w:p>
+    <w:p/>
+    <w:p>
+      <w:r>
+        <w:rPr>
+          <w:rFonts w:hint="eastAsia"/>
+        </w:rPr>
+        <w:t>3.</w:t>
+      </w:r>
+      <w:r>
+        <w:rPr>
+          <w:rFonts w:hint="eastAsia"/>
+        </w:rPr>
+        <w:t>重新上傳貓咪</w:t>
+      </w:r>
+    </w:p>
+    <w:p>
+      <w:r>
+        <w:t xml:space="preserve">git </w:t>
+      </w:r>
+      <w:proofErr w:type="gramStart"/>
+      <w:r>
+        <w:t>add .</w:t>
+      </w:r>
+      <w:proofErr w:type="gramEnd"/>
+    </w:p>
+    <w:p>
+      <w:r>
+        <w:t>git commit -m "refresh clean images"</w:t>
+      </w:r>
+    </w:p>
+    <w:p>
+      <w:pPr>
+        <w:rPr>
+          <w:rFonts w:hint="eastAsia"/>
+        </w:rPr>
+      </w:pPr>
+      <w:r>
+        <w:t>git push</w:t>
+      </w:r>
+    </w:p>
+    <w:p>
+      <w:pPr>
+        <w:rPr>
+          <w:rFonts w:hint="eastAsia"/>
+        </w:rPr>
+      </w:pPr>
+    </w:p>
+    <w:p/>
+    <w:p/>
+    <w:p/>
+    <w:p/>
+    <w:p>
+      <w:r>
+        <w:t xml:space="preserve">      </w:t>
       </w:r>
     </w:p>
     <w:sectPr>

--- a/最新版rag套件流程.docx
+++ b/最新版rag套件流程.docx
@@ -2185,56 +2185,155 @@
         <w:t>程式</w:t>
       </w:r>
     </w:p>
-    <w:p/>
-    <w:p>
-      <w:r>
-        <w:t xml:space="preserve">python embed_to_qdrant_metadata_order_id.py --input "data/l2100_programming_metadata.json" --collection dog    </w:t>
-      </w:r>
-    </w:p>
-    <w:p/>
-    <w:p>
-      <w:r>
-        <w:rPr>
-          <w:rFonts w:hint="eastAsia"/>
-        </w:rPr>
-        <w:lastRenderedPageBreak/>
+    <w:p>
+      <w:r>
+        <w:rPr>
+          <w:rStyle w:val="11"/>
+        </w:rPr>
+        <w:t>python</w:t>
+      </w:r>
+      <w:r>
+        <w:t xml:space="preserve"> </w:t>
+      </w:r>
+      <w:r>
+        <w:rPr>
+          <w:rStyle w:val="11"/>
+        </w:rPr>
+        <w:t>pdf_to_json_programming_metadata</w:t>
+      </w:r>
+      <w:r>
+        <w:t>.</w:t>
+      </w:r>
+      <w:r>
+        <w:rPr>
+          <w:rStyle w:val="11"/>
+        </w:rPr>
+        <w:t>py</w:t>
+      </w:r>
+    </w:p>
+    <w:p>
+      <w:pPr>
+        <w:rPr>
+          <w:rStyle w:val="10"/>
+        </w:rPr>
+      </w:pPr>
+      <w:r>
+        <w:rPr>
+          <w:rFonts w:hint="eastAsia"/>
+        </w:rPr>
         <w:t>2.</w:t>
       </w:r>
       <w:r>
         <w:rPr>
-          <w:rFonts w:hint="eastAsia"/>
-        </w:rPr>
-        <w:t>抽圖</w:t>
-      </w:r>
-    </w:p>
-    <w:p>
+          <w:rStyle w:val="10"/>
+        </w:rPr>
+        <w:t xml:space="preserve"> </w:t>
+      </w:r>
+    </w:p>
+    <w:p>
+      <w:r>
+        <w:rPr>
+          <w:rStyle w:val="11"/>
+        </w:rPr>
+        <w:t>python</w:t>
+      </w:r>
+      <w:r>
+        <w:t xml:space="preserve"> </w:t>
+      </w:r>
+      <w:r>
+        <w:rPr>
+          <w:rStyle w:val="11"/>
+        </w:rPr>
+        <w:t>embed_to_qdrant_metadata_order_id</w:t>
+      </w:r>
+      <w:r>
+        <w:t>.</w:t>
+      </w:r>
+      <w:r>
+        <w:rPr>
+          <w:rStyle w:val="11"/>
+        </w:rPr>
+        <w:t>py</w:t>
+      </w:r>
+      <w:r>
+        <w:t xml:space="preserve"> </w:t>
+      </w:r>
+      <w:r>
+        <w:rPr>
+          <w:rStyle w:val="v"/>
+        </w:rPr>
+        <w:t>--</w:t>
+      </w:r>
+      <w:r>
+        <w:rPr>
+          <w:rStyle w:val="11"/>
+        </w:rPr>
+        <w:t>input</w:t>
+      </w:r>
+      <w:r>
+        <w:t xml:space="preserve"> </w:t>
+      </w:r>
+      <w:r>
+        <w:rPr>
+          <w:rStyle w:val="z"/>
+        </w:rPr>
+        <w:t>"data/l2100_programming_metadata.json"</w:t>
+      </w:r>
+      <w:r>
+        <w:t xml:space="preserve"> </w:t>
+      </w:r>
+      <w:r>
+        <w:rPr>
+          <w:rStyle w:val="v"/>
+        </w:rPr>
+        <w:t>--</w:t>
+      </w:r>
+      <w:r>
+        <w:rPr>
+          <w:rStyle w:val="11"/>
+        </w:rPr>
+        <w:t>collection</w:t>
+      </w:r>
+      <w:r>
+        <w:t xml:space="preserve"> </w:t>
+      </w:r>
+      <w:r>
+        <w:rPr>
+          <w:rStyle w:val="11"/>
+          <w:rFonts w:hint="eastAsia"/>
+        </w:rPr>
+        <w:t>d</w:t>
+      </w:r>
+      <w:r>
+        <w:rPr>
+          <w:rStyle w:val="11"/>
+        </w:rPr>
+        <w:t>og</w:t>
+      </w:r>
+    </w:p>
+    <w:p/>
+    <w:p>
+      <w:r>
+        <w:rPr>
+          <w:rFonts w:hint="eastAsia"/>
+        </w:rPr>
+        <w:t>3.</w:t>
+      </w:r>
+      <w:r>
+        <w:rPr>
+          <w:rFonts w:hint="eastAsia"/>
+        </w:rPr>
+        <w:t>重新上傳貓咪</w:t>
+      </w:r>
+    </w:p>
+    <w:p>
+      <w:pPr>
+        <w:rPr>
+          <w:rFonts w:hint="eastAsia"/>
+        </w:rPr>
+      </w:pPr>
       <w:r>
         <w:t>python extract_images.py</w:t>
-      </w:r>
-    </w:p>
-    <w:p>
-      <w:r>
-        <w:t>python pdf_to_json_programming_metadata.py</w:t>
-      </w:r>
-    </w:p>
-    <w:p>
-      <w:r>
-        <w:t>python embed_to_qdrant_metadata_order_id.py --input "data/l2100_programming_metadata.json" --collection l2100_manuals</w:t>
-      </w:r>
-    </w:p>
-    <w:p/>
-    <w:p>
-      <w:r>
-        <w:rPr>
-          <w:rFonts w:hint="eastAsia"/>
-        </w:rPr>
-        <w:t>3.</w:t>
-      </w:r>
-      <w:r>
-        <w:rPr>
-          <w:rFonts w:hint="eastAsia"/>
-        </w:rPr>
-        <w:t>重新上傳貓咪</w:t>
       </w:r>
     </w:p>
     <w:p>
@@ -3528,6 +3627,21 @@
       <w:szCs w:val="20"/>
     </w:rPr>
   </w:style>
+  <w:style w:type="character" w:customStyle="1" w:styleId="11">
+    <w:name w:val="ͼ11"/>
+    <w:basedOn w:val="a0"/>
+    <w:rsid w:val="007E482A"/>
+  </w:style>
+  <w:style w:type="character" w:customStyle="1" w:styleId="v">
+    <w:name w:val="ͼv"/>
+    <w:basedOn w:val="a0"/>
+    <w:rsid w:val="007E482A"/>
+  </w:style>
+  <w:style w:type="character" w:customStyle="1" w:styleId="z">
+    <w:name w:val="ͼz"/>
+    <w:basedOn w:val="a0"/>
+    <w:rsid w:val="007E482A"/>
+  </w:style>
 </w:styles>
 </file>
 

--- a/最新版rag套件流程.docx
+++ b/最新版rag套件流程.docx
@@ -2348,27 +2348,479 @@
     </w:p>
     <w:p>
       <w:r>
-        <w:t>git commit -m "refresh clean images"</w:t>
-      </w:r>
-    </w:p>
-    <w:p>
-      <w:pPr>
-        <w:rPr>
-          <w:rFonts w:hint="eastAsia"/>
-        </w:rPr>
-      </w:pPr>
-      <w:r>
-        <w:t>git push</w:t>
-      </w:r>
-    </w:p>
-    <w:p>
-      <w:pPr>
-        <w:rPr>
-          <w:rFonts w:hint="eastAsia"/>
-        </w:rPr>
-      </w:pPr>
-    </w:p>
-    <w:p/>
+        <w:t>&gt;&gt; git commit -m "update images and metadata"</w:t>
+      </w:r>
+    </w:p>
+    <w:p>
+      <w:r>
+        <w:t>&gt;&gt; git push</w:t>
+      </w:r>
+    </w:p>
+    <w:p/>
+    <w:p/>
+    <w:p>
+      <w:r>
+        <w:rPr>
+          <w:rFonts w:hint="eastAsia"/>
+        </w:rPr>
+        <w:t>二</w:t>
+      </w:r>
+      <w:r>
+        <w:rPr>
+          <w:rFonts w:hint="eastAsia"/>
+        </w:rPr>
+        <w:t>.</w:t>
+      </w:r>
+    </w:p>
+    <w:p>
+      <w:r>
+        <w:rPr>
+          <w:rFonts w:hint="eastAsia"/>
+        </w:rPr>
+        <w:t>1.</w:t>
+      </w:r>
+      <w:r>
+        <w:rPr>
+          <w:rFonts w:hint="eastAsia"/>
+        </w:rPr>
+        <w:t>程式</w:t>
+      </w:r>
+      <w:r>
+        <w:t>python pdf_to_json_maintenance_metadata</w:t>
+      </w:r>
+      <w:r>
+        <w:rPr>
+          <w:rFonts w:hint="eastAsia"/>
+        </w:rPr>
+        <w:t>2</w:t>
+      </w:r>
+      <w:r>
+        <w:t>.py</w:t>
+      </w:r>
+    </w:p>
+    <w:p>
+      <w:pPr>
+        <w:widowControl/>
+        <w:spacing w:before="100" w:beforeAutospacing="1" w:after="100" w:afterAutospacing="1" w:line="240" w:lineRule="auto"/>
+        <w:rPr>
+          <w:rFonts w:ascii="新細明體" w:eastAsia="新細明體" w:hAnsi="新細明體" w:cs="新細明體"/>
+          <w:kern w:val="0"/>
+          <w14:ligatures w14:val="none"/>
+        </w:rPr>
+      </w:pPr>
+      <w:r>
+        <w:rPr>
+          <w:rFonts w:ascii="新細明體" w:eastAsia="新細明體" w:hAnsi="新細明體" w:cs="新細明體"/>
+          <w:kern w:val="0"/>
+          <w14:ligatures w14:val="none"/>
+        </w:rPr>
+        <w:t>輸出：</w:t>
+      </w:r>
+    </w:p>
+    <w:p>
+      <w:pPr>
+        <w:widowControl/>
+        <w:tabs>
+          <w:tab w:val="left" w:pos="916"/>
+          <w:tab w:val="left" w:pos="1832"/>
+          <w:tab w:val="left" w:pos="2748"/>
+          <w:tab w:val="left" w:pos="3664"/>
+          <w:tab w:val="left" w:pos="4580"/>
+          <w:tab w:val="left" w:pos="5496"/>
+          <w:tab w:val="left" w:pos="6412"/>
+          <w:tab w:val="left" w:pos="7328"/>
+          <w:tab w:val="left" w:pos="8244"/>
+          <w:tab w:val="left" w:pos="9160"/>
+          <w:tab w:val="left" w:pos="10076"/>
+          <w:tab w:val="left" w:pos="10992"/>
+          <w:tab w:val="left" w:pos="11908"/>
+          <w:tab w:val="left" w:pos="12824"/>
+          <w:tab w:val="left" w:pos="13740"/>
+          <w:tab w:val="left" w:pos="14656"/>
+        </w:tabs>
+        <w:spacing w:after="0" w:line="240" w:lineRule="auto"/>
+        <w:rPr>
+          <w:rFonts w:ascii="細明體" w:eastAsia="細明體" w:hAnsi="細明體" w:cs="細明體"/>
+          <w:kern w:val="0"/>
+          <w14:ligatures w14:val="none"/>
+        </w:rPr>
+      </w:pPr>
+      <w:r>
+        <w:rPr>
+          <w:rFonts w:ascii="細明體" w:eastAsia="細明體" w:hAnsi="細明體" w:cs="細明體"/>
+          <w:kern w:val="0"/>
+          <w14:ligatures w14:val="none"/>
+        </w:rPr>
+        <w:t>data/l2100_maintenance_metadata.json</w:t>
+      </w:r>
+    </w:p>
+    <w:p/>
+    <w:p>
+      <w:pPr>
+        <w:rPr>
+          <w:rFonts w:hint="eastAsia"/>
+        </w:rPr>
+      </w:pPr>
+      <w:r>
+        <w:rPr>
+          <w:rFonts w:hint="eastAsia"/>
+        </w:rPr>
+        <w:t>2.</w:t>
+      </w:r>
+      <w:r>
+        <w:t xml:space="preserve"> </w:t>
+      </w:r>
+      <w:r>
+        <w:t xml:space="preserve">python embed_to_qdrant_metadata_order_id.py --input "data/l2100_maintenance_metadata.json" --collection </w:t>
+      </w:r>
+      <w:r>
+        <w:rPr>
+          <w:rFonts w:hint="eastAsia"/>
+        </w:rPr>
+        <w:t>d</w:t>
+      </w:r>
+      <w:r>
+        <w:t>og</w:t>
+      </w:r>
+    </w:p>
+    <w:p/>
+    <w:p>
+      <w:pPr>
+        <w:rPr>
+          <w:rFonts w:ascii="標楷體" w:eastAsia="標楷體" w:hAnsi="標楷體"/>
+          <w:color w:val="000000" w:themeColor="text1"/>
+        </w:rPr>
+      </w:pPr>
+      <w:r>
+        <w:rPr>
+          <w:rFonts w:ascii="標楷體" w:eastAsia="標楷體" w:hAnsi="標楷體" w:hint="eastAsia"/>
+          <w:color w:val="000000" w:themeColor="text1"/>
+        </w:rPr>
+        <w:t>$</w:t>
+      </w:r>
+      <w:proofErr w:type="spellStart"/>
+      <w:r>
+        <w:rPr>
+          <w:rFonts w:ascii="標楷體" w:eastAsia="標楷體" w:hAnsi="標楷體" w:hint="eastAsia"/>
+          <w:color w:val="000000" w:themeColor="text1"/>
+        </w:rPr>
+        <w:t>env:QDRANT_URL</w:t>
+      </w:r>
+      <w:proofErr w:type="spellEnd"/>
+      <w:r>
+        <w:rPr>
+          <w:rFonts w:ascii="標楷體" w:eastAsia="標楷體" w:hAnsi="標楷體" w:hint="eastAsia"/>
+          <w:color w:val="000000" w:themeColor="text1"/>
+        </w:rPr>
+        <w:t>="你的</w:t>
+      </w:r>
+      <w:proofErr w:type="spellStart"/>
+      <w:r>
+        <w:rPr>
+          <w:rFonts w:ascii="標楷體" w:eastAsia="標楷體" w:hAnsi="標楷體" w:hint="eastAsia"/>
+          <w:color w:val="000000" w:themeColor="text1"/>
+        </w:rPr>
+        <w:t>Qdrant</w:t>
+      </w:r>
+      <w:proofErr w:type="spellEnd"/>
+      <w:r>
+        <w:rPr>
+          <w:rFonts w:ascii="標楷體" w:eastAsia="標楷體" w:hAnsi="標楷體" w:hint="eastAsia"/>
+          <w:color w:val="000000" w:themeColor="text1"/>
+        </w:rPr>
+        <w:t>網址"</w:t>
+      </w:r>
+    </w:p>
+    <w:p>
+      <w:pPr>
+        <w:rPr>
+          <w:rFonts w:ascii="標楷體" w:eastAsia="標楷體" w:hAnsi="標楷體"/>
+          <w:color w:val="000000" w:themeColor="text1"/>
+        </w:rPr>
+      </w:pPr>
+      <w:r>
+        <w:rPr>
+          <w:rFonts w:ascii="標楷體" w:eastAsia="標楷體" w:hAnsi="標楷體" w:hint="eastAsia"/>
+          <w:color w:val="000000" w:themeColor="text1"/>
+        </w:rPr>
+        <w:t>$</w:t>
+      </w:r>
+      <w:proofErr w:type="spellStart"/>
+      <w:r>
+        <w:rPr>
+          <w:rFonts w:ascii="標楷體" w:eastAsia="標楷體" w:hAnsi="標楷體" w:hint="eastAsia"/>
+          <w:color w:val="000000" w:themeColor="text1"/>
+        </w:rPr>
+        <w:t>env:QDRANT_API_KEY</w:t>
+      </w:r>
+      <w:proofErr w:type="spellEnd"/>
+      <w:r>
+        <w:rPr>
+          <w:rFonts w:ascii="標楷體" w:eastAsia="標楷體" w:hAnsi="標楷體" w:hint="eastAsia"/>
+          <w:color w:val="000000" w:themeColor="text1"/>
+        </w:rPr>
+        <w:t>="你的</w:t>
+      </w:r>
+      <w:proofErr w:type="spellStart"/>
+      <w:r>
+        <w:rPr>
+          <w:rFonts w:ascii="標楷體" w:eastAsia="標楷體" w:hAnsi="標楷體" w:hint="eastAsia"/>
+          <w:color w:val="000000" w:themeColor="text1"/>
+        </w:rPr>
+        <w:t>Qdrant</w:t>
+      </w:r>
+      <w:proofErr w:type="spellEnd"/>
+      <w:r>
+        <w:rPr>
+          <w:rFonts w:ascii="標楷體" w:eastAsia="標楷體" w:hAnsi="標楷體" w:hint="eastAsia"/>
+          <w:color w:val="000000" w:themeColor="text1"/>
+        </w:rPr>
+        <w:t xml:space="preserve"> API KEY"</w:t>
+      </w:r>
+    </w:p>
+    <w:p>
+      <w:pPr>
+        <w:rPr>
+          <w:rFonts w:ascii="標楷體" w:eastAsia="標楷體" w:hAnsi="標楷體"/>
+          <w:color w:val="000000" w:themeColor="text1"/>
+        </w:rPr>
+      </w:pPr>
+      <w:r>
+        <w:rPr>
+          <w:rFonts w:ascii="標楷體" w:eastAsia="標楷體" w:hAnsi="標楷體" w:hint="eastAsia"/>
+          <w:color w:val="000000" w:themeColor="text1"/>
+        </w:rPr>
+        <w:t>三.</w:t>
+      </w:r>
+    </w:p>
+    <w:p>
+      <w:pPr>
+        <w:rPr>
+          <w:rFonts w:ascii="標楷體" w:eastAsia="標楷體" w:hAnsi="標楷體" w:hint="eastAsia"/>
+          <w:color w:val="000000" w:themeColor="text1"/>
+        </w:rPr>
+      </w:pPr>
+      <w:r>
+        <w:rPr>
+          <w:rFonts w:ascii="標楷體" w:eastAsia="標楷體" w:hAnsi="標楷體"/>
+          <w:color w:val="000000" w:themeColor="text1"/>
+        </w:rPr>
+        <w:t>1.</w:t>
+      </w:r>
+      <w:r>
+        <w:rPr>
+          <w:rFonts w:ascii="標楷體" w:eastAsia="標楷體" w:hAnsi="標楷體"/>
+          <w:color w:val="000000" w:themeColor="text1"/>
+        </w:rPr>
+        <w:t xml:space="preserve">python </w:t>
+      </w:r>
+      <w:r>
+        <w:rPr>
+          <w:rFonts w:ascii="標楷體" w:eastAsia="標楷體" w:hAnsi="標楷體"/>
+          <w:color w:val="000000" w:themeColor="text1"/>
+        </w:rPr>
+        <w:t>pdf_to_json_parameter_alarm_metadata1.py</w:t>
+      </w:r>
+    </w:p>
+    <w:p>
+      <w:pPr>
+        <w:pStyle w:val="Web"/>
+      </w:pPr>
+      <w:r>
+        <w:t>輸出：</w:t>
+      </w:r>
+    </w:p>
+    <w:p>
+      <w:pPr>
+        <w:pStyle w:val="HTML"/>
+        <w:rPr>
+          <w:rStyle w:val="HTML1"/>
+        </w:rPr>
+      </w:pPr>
+      <w:r>
+        <w:rPr>
+          <w:rStyle w:val="HTML1"/>
+        </w:rPr>
+        <w:t>data/l2100_parameter_alarm_metadata.json</w:t>
+      </w:r>
+    </w:p>
+    <w:p>
+      <w:pPr>
+        <w:pStyle w:val="HTML"/>
+        <w:rPr>
+          <w:rStyle w:val="HTML1"/>
+        </w:rPr>
+      </w:pPr>
+    </w:p>
+    <w:p>
+      <w:pPr>
+        <w:pStyle w:val="HTML"/>
+        <w:rPr>
+          <w:rStyle w:val="HTML1"/>
+        </w:rPr>
+      </w:pPr>
+    </w:p>
+    <w:p>
+      <w:pPr>
+        <w:pStyle w:val="HTML"/>
+        <w:rPr>
+          <w:rStyle w:val="HTML1"/>
+        </w:rPr>
+      </w:pPr>
+    </w:p>
+    <w:p>
+      <w:pPr>
+        <w:pStyle w:val="HTML"/>
+        <w:rPr>
+          <w:rStyle w:val="HTML1"/>
+        </w:rPr>
+      </w:pPr>
+    </w:p>
+    <w:p>
+      <w:pPr>
+        <w:pStyle w:val="HTML"/>
+        <w:rPr>
+          <w:rStyle w:val="HTML1"/>
+          <w:rFonts w:hint="eastAsia"/>
+        </w:rPr>
+      </w:pPr>
+    </w:p>
+    <w:p>
+      <w:pPr>
+        <w:pStyle w:val="HTML"/>
+      </w:pPr>
+      <w:r>
+        <w:rPr>
+          <w:rStyle w:val="HTML1"/>
+          <w:rFonts w:hint="eastAsia"/>
+        </w:rPr>
+        <w:t>2</w:t>
+      </w:r>
+      <w:r>
+        <w:rPr>
+          <w:rStyle w:val="HTML1"/>
+        </w:rPr>
+        <w:t>.</w:t>
+      </w:r>
+    </w:p>
+    <w:p>
+      <w:pPr>
+        <w:pStyle w:val="Web"/>
+      </w:pPr>
+      <w:r>
+        <w:t xml:space="preserve">寫進 </w:t>
+      </w:r>
+      <w:proofErr w:type="spellStart"/>
+      <w:r>
+        <w:t>Qdrant</w:t>
+      </w:r>
+      <w:proofErr w:type="spellEnd"/>
+      <w:r>
+        <w:t>：</w:t>
+      </w:r>
+    </w:p>
+    <w:p>
+      <w:pPr>
+        <w:pStyle w:val="HTML"/>
+      </w:pPr>
+      <w:r>
+        <w:rPr>
+          <w:rStyle w:val="11"/>
+        </w:rPr>
+        <w:t>python</w:t>
+      </w:r>
+      <w:r>
+        <w:rPr>
+          <w:rStyle w:val="HTML1"/>
+        </w:rPr>
+        <w:t xml:space="preserve"> </w:t>
+      </w:r>
+      <w:r>
+        <w:rPr>
+          <w:rStyle w:val="11"/>
+        </w:rPr>
+        <w:t>embed_to_qdrant_metadata_order_id</w:t>
+      </w:r>
+      <w:r>
+        <w:rPr>
+          <w:rStyle w:val="HTML1"/>
+        </w:rPr>
+        <w:t>.</w:t>
+      </w:r>
+      <w:r>
+        <w:rPr>
+          <w:rStyle w:val="11"/>
+        </w:rPr>
+        <w:t>py</w:t>
+      </w:r>
+      <w:r>
+        <w:rPr>
+          <w:rStyle w:val="HTML1"/>
+        </w:rPr>
+        <w:t xml:space="preserve"> </w:t>
+      </w:r>
+      <w:r>
+        <w:rPr>
+          <w:rStyle w:val="v"/>
+        </w:rPr>
+        <w:t>--</w:t>
+      </w:r>
+      <w:r>
+        <w:rPr>
+          <w:rStyle w:val="11"/>
+        </w:rPr>
+        <w:t>input</w:t>
+      </w:r>
+      <w:r>
+        <w:rPr>
+          <w:rStyle w:val="HTML1"/>
+        </w:rPr>
+        <w:t xml:space="preserve"> </w:t>
+      </w:r>
+      <w:r>
+        <w:rPr>
+          <w:rStyle w:val="z"/>
+        </w:rPr>
+        <w:t>"data/l2100_parameter_alarm_metadata.json"</w:t>
+      </w:r>
+      <w:r>
+        <w:rPr>
+          <w:rStyle w:val="HTML1"/>
+        </w:rPr>
+        <w:t xml:space="preserve"> </w:t>
+      </w:r>
+      <w:r>
+        <w:rPr>
+          <w:rStyle w:val="v"/>
+        </w:rPr>
+        <w:t>--</w:t>
+      </w:r>
+      <w:r>
+        <w:rPr>
+          <w:rStyle w:val="11"/>
+        </w:rPr>
+        <w:t>collection</w:t>
+      </w:r>
+      <w:r>
+        <w:rPr>
+          <w:rStyle w:val="HTML1"/>
+        </w:rPr>
+        <w:t xml:space="preserve"> </w:t>
+      </w:r>
+      <w:r>
+        <w:rPr>
+          <w:rStyle w:val="11"/>
+        </w:rPr>
+        <w:t>dog</w:t>
+      </w:r>
+    </w:p>
+    <w:p>
+      <w:pPr>
+        <w:rPr>
+          <w:rFonts w:hint="eastAsia"/>
+        </w:rPr>
+      </w:pPr>
+    </w:p>
     <w:p/>
     <w:p/>
     <w:p/>
@@ -3642,6 +4094,85 @@
     <w:basedOn w:val="a0"/>
     <w:rsid w:val="007E482A"/>
   </w:style>
+  <w:style w:type="paragraph" w:styleId="Web">
+    <w:name w:val="Normal (Web)"/>
+    <w:basedOn w:val="a"/>
+    <w:uiPriority w:val="99"/>
+    <w:semiHidden/>
+    <w:unhideWhenUsed/>
+    <w:rsid w:val="009C7711"/>
+    <w:pPr>
+      <w:widowControl/>
+      <w:spacing w:before="100" w:beforeAutospacing="1" w:after="100" w:afterAutospacing="1" w:line="240" w:lineRule="auto"/>
+    </w:pPr>
+    <w:rPr>
+      <w:rFonts w:ascii="新細明體" w:eastAsia="新細明體" w:hAnsi="新細明體" w:cs="新細明體"/>
+      <w:kern w:val="0"/>
+      <w14:ligatures w14:val="none"/>
+    </w:rPr>
+  </w:style>
+  <w:style w:type="paragraph" w:styleId="HTML">
+    <w:name w:val="HTML Preformatted"/>
+    <w:basedOn w:val="a"/>
+    <w:link w:val="HTML0"/>
+    <w:uiPriority w:val="99"/>
+    <w:semiHidden/>
+    <w:unhideWhenUsed/>
+    <w:rsid w:val="009C7711"/>
+    <w:pPr>
+      <w:widowControl/>
+      <w:tabs>
+        <w:tab w:val="left" w:pos="916"/>
+        <w:tab w:val="left" w:pos="1832"/>
+        <w:tab w:val="left" w:pos="2748"/>
+        <w:tab w:val="left" w:pos="3664"/>
+        <w:tab w:val="left" w:pos="4580"/>
+        <w:tab w:val="left" w:pos="5496"/>
+        <w:tab w:val="left" w:pos="6412"/>
+        <w:tab w:val="left" w:pos="7328"/>
+        <w:tab w:val="left" w:pos="8244"/>
+        <w:tab w:val="left" w:pos="9160"/>
+        <w:tab w:val="left" w:pos="10076"/>
+        <w:tab w:val="left" w:pos="10992"/>
+        <w:tab w:val="left" w:pos="11908"/>
+        <w:tab w:val="left" w:pos="12824"/>
+        <w:tab w:val="left" w:pos="13740"/>
+        <w:tab w:val="left" w:pos="14656"/>
+      </w:tabs>
+      <w:spacing w:after="0" w:line="240" w:lineRule="auto"/>
+    </w:pPr>
+    <w:rPr>
+      <w:rFonts w:ascii="細明體" w:eastAsia="細明體" w:hAnsi="細明體" w:cs="細明體"/>
+      <w:kern w:val="0"/>
+      <w14:ligatures w14:val="none"/>
+    </w:rPr>
+  </w:style>
+  <w:style w:type="character" w:customStyle="1" w:styleId="HTML0">
+    <w:name w:val="HTML 預設格式 字元"/>
+    <w:basedOn w:val="a0"/>
+    <w:link w:val="HTML"/>
+    <w:uiPriority w:val="99"/>
+    <w:semiHidden/>
+    <w:rsid w:val="009C7711"/>
+    <w:rPr>
+      <w:rFonts w:ascii="細明體" w:eastAsia="細明體" w:hAnsi="細明體" w:cs="細明體"/>
+      <w:kern w:val="0"/>
+      <w14:ligatures w14:val="none"/>
+    </w:rPr>
+  </w:style>
+  <w:style w:type="character" w:styleId="HTML1">
+    <w:name w:val="HTML Code"/>
+    <w:basedOn w:val="a0"/>
+    <w:uiPriority w:val="99"/>
+    <w:semiHidden/>
+    <w:unhideWhenUsed/>
+    <w:rsid w:val="009C7711"/>
+    <w:rPr>
+      <w:rFonts w:ascii="細明體" w:eastAsia="細明體" w:hAnsi="細明體" w:cs="細明體"/>
+      <w:sz w:val="24"/>
+      <w:szCs w:val="24"/>
+    </w:rPr>
+  </w:style>
 </w:styles>
 </file>
 

--- a/最新版rag套件流程.docx
+++ b/最新版rag套件流程.docx
@@ -2348,12 +2348,33 @@
     </w:p>
     <w:p>
       <w:r>
-        <w:t>&gt;&gt; git commit -m "update images and metadata"</w:t>
-      </w:r>
-    </w:p>
-    <w:p>
-      <w:r>
-        <w:t>&gt;&gt; git push</w:t>
+        <w:t>git commit -m "update images and metadata"</w:t>
+      </w:r>
+    </w:p>
+    <w:p>
+      <w:r>
+        <w:t>git push</w:t>
+      </w:r>
+    </w:p>
+    <w:p/>
+    <w:p>
+      <w:r>
+        <w:t>git add static/images</w:t>
+      </w:r>
+    </w:p>
+    <w:p>
+      <w:r>
+        <w:t>git commit -m "add manual images"</w:t>
+      </w:r>
+    </w:p>
+    <w:p>
+      <w:pPr>
+        <w:rPr>
+          <w:rFonts w:hint="eastAsia"/>
+        </w:rPr>
+      </w:pPr>
+      <w:r>
+        <w:t>git push</w:t>
       </w:r>
     </w:p>
     <w:p/>
@@ -2627,6 +2648,7 @@
         <w:pStyle w:val="Web"/>
       </w:pPr>
       <w:r>
+        <w:lastRenderedPageBreak/>
         <w:t>輸出：</w:t>
       </w:r>
     </w:p>

--- a/最新版rag套件流程.docx
+++ b/最新版rag套件流程.docx
@@ -547,6 +547,7 @@
     <w:p>
       <w:pPr>
         <w:rPr>
+          <w:rFonts w:hint="eastAsia"/>
           <w:color w:val="E97132" w:themeColor="accent2"/>
         </w:rPr>
       </w:pPr>
@@ -599,7 +600,6 @@
         <w:t xml:space="preserve"> -y</w:t>
       </w:r>
     </w:p>
-    <w:p/>
     <w:p>
       <w:r>
         <w:rPr>
@@ -689,792 +689,80 @@
     <w:p>
       <w:pPr>
         <w:rPr>
-          <w:color w:val="E97132" w:themeColor="accent2"/>
-        </w:rPr>
-      </w:pPr>
-      <w:r>
-        <w:rPr>
-          <w:rFonts w:hint="eastAsia"/>
-          <w:color w:val="E97132" w:themeColor="accent2"/>
+          <w:rFonts w:hint="eastAsia"/>
+          <w:color w:val="E97132" w:themeColor="accent2"/>
+        </w:rPr>
+      </w:pPr>
+      <w:r>
+        <w:rPr>
+          <w:rFonts w:hint="eastAsia"/>
+          <w:color w:val="E97132" w:themeColor="accent2"/>
+        </w:rPr>
+        <w:t>更新套件</w:t>
+      </w:r>
+      <w:proofErr w:type="spellStart"/>
+      <w:r>
+        <w:rPr>
+          <w:color w:val="E97132" w:themeColor="accent2"/>
+        </w:rPr>
+        <w:t>conda</w:t>
+      </w:r>
+      <w:proofErr w:type="spellEnd"/>
+      <w:r>
+        <w:rPr>
+          <w:color w:val="E97132" w:themeColor="accent2"/>
+        </w:rPr>
+        <w:t xml:space="preserve"> update</w:t>
+      </w:r>
+      <w:r>
+        <w:rPr>
+          <w:rFonts w:hint="eastAsia"/>
+          <w:color w:val="E97132" w:themeColor="accent2"/>
+        </w:rPr>
+        <w:t xml:space="preserve">     </w:t>
+      </w:r>
+      <w:proofErr w:type="spellStart"/>
+      <w:r>
+        <w:rPr>
+          <w:color w:val="E97132" w:themeColor="accent2"/>
+        </w:rPr>
+        <w:t>conda</w:t>
+      </w:r>
+      <w:proofErr w:type="spellEnd"/>
+      <w:r>
+        <w:rPr>
+          <w:color w:val="E97132" w:themeColor="accent2"/>
+        </w:rPr>
+        <w:t xml:space="preserve"> update </w:t>
+      </w:r>
+      <w:proofErr w:type="spellStart"/>
+      <w:r>
+        <w:rPr>
+          <w:color w:val="E97132" w:themeColor="accent2"/>
+        </w:rPr>
+        <w:t>numpy</w:t>
+      </w:r>
+      <w:proofErr w:type="spellEnd"/>
+      <w:r>
+        <w:rPr>
+          <w:color w:val="E97132" w:themeColor="accent2"/>
+        </w:rPr>
+        <w:t xml:space="preserve"> -y</w:t>
+      </w:r>
+      <w:r>
+        <w:rPr>
+          <w:rFonts w:hint="eastAsia"/>
+          <w:color w:val="E97132" w:themeColor="accent2"/>
+        </w:rPr>
+        <w:t>功能</w:t>
+      </w:r>
+    </w:p>
+    <w:p>
+      <w:r>
+        <w:rPr>
+          <w:rFonts w:hint="eastAsia"/>
         </w:rPr>
         <w:lastRenderedPageBreak/>
-        <w:t>更新套件</w:t>
-      </w:r>
-      <w:proofErr w:type="spellStart"/>
-      <w:r>
-        <w:rPr>
-          <w:color w:val="E97132" w:themeColor="accent2"/>
-        </w:rPr>
-        <w:t>conda</w:t>
-      </w:r>
-      <w:proofErr w:type="spellEnd"/>
-      <w:r>
-        <w:rPr>
-          <w:color w:val="E97132" w:themeColor="accent2"/>
-        </w:rPr>
-        <w:t xml:space="preserve"> update</w:t>
-      </w:r>
-      <w:r>
-        <w:rPr>
-          <w:rFonts w:hint="eastAsia"/>
-          <w:color w:val="E97132" w:themeColor="accent2"/>
-        </w:rPr>
-        <w:t xml:space="preserve">     </w:t>
-      </w:r>
-      <w:proofErr w:type="spellStart"/>
-      <w:r>
-        <w:rPr>
-          <w:color w:val="E97132" w:themeColor="accent2"/>
-        </w:rPr>
-        <w:t>conda</w:t>
-      </w:r>
-      <w:proofErr w:type="spellEnd"/>
-      <w:r>
-        <w:rPr>
-          <w:color w:val="E97132" w:themeColor="accent2"/>
-        </w:rPr>
-        <w:t xml:space="preserve"> update </w:t>
-      </w:r>
-      <w:proofErr w:type="spellStart"/>
-      <w:r>
-        <w:rPr>
-          <w:color w:val="E97132" w:themeColor="accent2"/>
-        </w:rPr>
-        <w:t>numpy</w:t>
-      </w:r>
-      <w:proofErr w:type="spellEnd"/>
-      <w:r>
-        <w:rPr>
-          <w:color w:val="E97132" w:themeColor="accent2"/>
-        </w:rPr>
-        <w:t xml:space="preserve"> -y</w:t>
-      </w:r>
-      <w:r>
-        <w:rPr>
-          <w:rFonts w:hint="eastAsia"/>
-          <w:color w:val="E97132" w:themeColor="accent2"/>
-        </w:rPr>
-        <w:t>功能</w:t>
-      </w:r>
-    </w:p>
-    <w:p/>
-    <w:p/>
-    <w:p/>
-    <w:p>
-      <w:r>
-        <w:rPr>
-          <w:rFonts w:hint="eastAsia"/>
-        </w:rPr>
-        <w:t>下載</w:t>
-      </w:r>
-      <w:proofErr w:type="spellStart"/>
-      <w:r>
-        <w:rPr>
-          <w:rFonts w:hint="eastAsia"/>
-        </w:rPr>
-        <w:t>qdrant</w:t>
-      </w:r>
-      <w:proofErr w:type="spellEnd"/>
-    </w:p>
-    <w:p>
-      <w:r>
-        <w:t>$py="C:\Users\User\AppData\Local\Programs\Python\Python312\python.exe"</w:t>
-      </w:r>
-    </w:p>
-    <w:p/>
-    <w:p>
-      <w:r>
-        <w:t>&amp; $</w:t>
-      </w:r>
-      <w:proofErr w:type="spellStart"/>
-      <w:r>
-        <w:t>py</w:t>
-      </w:r>
-      <w:proofErr w:type="spellEnd"/>
-      <w:r>
-        <w:t xml:space="preserve"> -m pip install -U pip</w:t>
-      </w:r>
-    </w:p>
-    <w:p>
-      <w:r>
-        <w:t>&amp; $</w:t>
-      </w:r>
-      <w:proofErr w:type="spellStart"/>
-      <w:r>
-        <w:t>py</w:t>
-      </w:r>
-      <w:proofErr w:type="spellEnd"/>
-      <w:r>
-        <w:t xml:space="preserve"> -m pip install </w:t>
-      </w:r>
-      <w:proofErr w:type="spellStart"/>
-      <w:r>
-        <w:t>qdrant</w:t>
-      </w:r>
-      <w:proofErr w:type="spellEnd"/>
-      <w:r>
-        <w:t>-client</w:t>
-      </w:r>
-    </w:p>
-    <w:p/>
-    <w:p>
-      <w:r>
-        <w:rPr>
-          <w:rFonts w:hint="eastAsia"/>
-        </w:rPr>
-        <w:t>檢驗</w:t>
-      </w:r>
-      <w:proofErr w:type="spellStart"/>
-      <w:r>
-        <w:rPr>
-          <w:rFonts w:hint="eastAsia"/>
-        </w:rPr>
-        <w:t>qdrant</w:t>
-      </w:r>
-      <w:proofErr w:type="spellEnd"/>
-    </w:p>
-    <w:p>
-      <w:r>
-        <w:t>&amp; $</w:t>
-      </w:r>
-      <w:proofErr w:type="spellStart"/>
-      <w:r>
-        <w:t>py</w:t>
-      </w:r>
-      <w:proofErr w:type="spellEnd"/>
-      <w:r>
-        <w:t xml:space="preserve"> -c "from </w:t>
-      </w:r>
-      <w:proofErr w:type="spellStart"/>
-      <w:r>
-        <w:t>qdrant_client</w:t>
-      </w:r>
-      <w:proofErr w:type="spellEnd"/>
-      <w:r>
-        <w:t xml:space="preserve"> import </w:t>
-      </w:r>
-      <w:proofErr w:type="spellStart"/>
-      <w:r>
-        <w:t>QdrantClient</w:t>
-      </w:r>
-      <w:proofErr w:type="spellEnd"/>
-      <w:r>
-        <w:t xml:space="preserve">; </w:t>
-      </w:r>
-      <w:proofErr w:type="gramStart"/>
-      <w:r>
-        <w:t>print(</w:t>
-      </w:r>
-      <w:proofErr w:type="gramEnd"/>
-      <w:r>
-        <w:t>'</w:t>
-      </w:r>
-      <w:proofErr w:type="spellStart"/>
-      <w:r>
-        <w:t>qdrant</w:t>
-      </w:r>
-      <w:proofErr w:type="spellEnd"/>
-      <w:r>
-        <w:t>-client OK')"</w:t>
-      </w:r>
-    </w:p>
-    <w:p>
-      <w:r>
-        <w:rPr>
-          <w:rFonts w:hint="eastAsia"/>
-        </w:rPr>
-        <w:t>下載</w:t>
-      </w:r>
-      <w:r>
-        <w:rPr>
-          <w:rFonts w:hint="eastAsia"/>
-        </w:rPr>
-        <w:t>pandas</w:t>
-      </w:r>
-    </w:p>
-    <w:p>
-      <w:r>
-        <w:t>$py="C:\Users\User\AppData\Local\Programs\Python\Python312\python.exe"</w:t>
-      </w:r>
-    </w:p>
-    <w:p/>
-    <w:p>
-      <w:r>
-        <w:t>&amp; $</w:t>
-      </w:r>
-      <w:proofErr w:type="spellStart"/>
-      <w:r>
-        <w:t>py</w:t>
-      </w:r>
-      <w:proofErr w:type="spellEnd"/>
-      <w:r>
-        <w:t xml:space="preserve"> -m pip install -U pip</w:t>
-      </w:r>
-    </w:p>
-    <w:p>
-      <w:r>
-        <w:t>&amp; $</w:t>
-      </w:r>
-      <w:proofErr w:type="spellStart"/>
-      <w:r>
-        <w:t>py</w:t>
-      </w:r>
-      <w:proofErr w:type="spellEnd"/>
-      <w:r>
-        <w:t xml:space="preserve"> -m pip install pandas </w:t>
-      </w:r>
-      <w:proofErr w:type="spellStart"/>
-      <w:r>
-        <w:t>pyarrow</w:t>
-      </w:r>
-      <w:proofErr w:type="spellEnd"/>
-      <w:r>
-        <w:br/>
-      </w:r>
-    </w:p>
-    <w:p/>
-    <w:p>
-      <w:r>
-        <w:rPr>
-          <w:rFonts w:hint="eastAsia"/>
-        </w:rPr>
-        <w:t>檢驗</w:t>
-      </w:r>
-      <w:r>
-        <w:rPr>
-          <w:rFonts w:hint="eastAsia"/>
-        </w:rPr>
-        <w:t>pandas</w:t>
-      </w:r>
-    </w:p>
-    <w:p>
-      <w:r>
-        <w:br/>
-      </w:r>
-      <w:r>
-        <w:t>&amp; $</w:t>
-      </w:r>
-      <w:proofErr w:type="spellStart"/>
-      <w:r>
-        <w:t>py</w:t>
-      </w:r>
-      <w:proofErr w:type="spellEnd"/>
-      <w:r>
-        <w:t xml:space="preserve"> -c "import pandas as pd; import </w:t>
-      </w:r>
-      <w:proofErr w:type="spellStart"/>
-      <w:r>
-        <w:t>pyarrow</w:t>
-      </w:r>
-      <w:proofErr w:type="spellEnd"/>
-      <w:r>
-        <w:t xml:space="preserve">; </w:t>
-      </w:r>
-      <w:proofErr w:type="gramStart"/>
-      <w:r>
-        <w:t>print(</w:t>
-      </w:r>
-      <w:proofErr w:type="gramEnd"/>
-      <w:r>
-        <w:t>'pandas/</w:t>
-      </w:r>
-      <w:proofErr w:type="spellStart"/>
-      <w:r>
-        <w:t>pyarrow</w:t>
-      </w:r>
-      <w:proofErr w:type="spellEnd"/>
-      <w:r>
-        <w:t xml:space="preserve"> OK', </w:t>
-      </w:r>
-      <w:proofErr w:type="spellStart"/>
-      <w:r>
-        <w:t>pd.__version</w:t>
-      </w:r>
-      <w:proofErr w:type="spellEnd"/>
-      <w:r>
-        <w:t>__)"</w:t>
-      </w:r>
-    </w:p>
-    <w:p/>
-    <w:p/>
-    <w:p>
-      <w:r>
-        <w:lastRenderedPageBreak/>
-        <w:t>先看你本機有哪些模型</w:t>
-      </w:r>
-      <w:r>
-        <w:br/>
-      </w:r>
-      <w:proofErr w:type="spellStart"/>
-      <w:r>
-        <w:t>ollama</w:t>
-      </w:r>
-      <w:proofErr w:type="spellEnd"/>
-      <w:r>
-        <w:t xml:space="preserve"> list</w:t>
-      </w:r>
-      <w:r>
-        <w:br/>
-      </w:r>
-      <w:r>
-        <w:br/>
-      </w:r>
-      <w:r>
-        <w:t>如果清單沒有</w:t>
-      </w:r>
-      <w:r>
-        <w:t xml:space="preserve"> gemma3:12b</w:t>
-      </w:r>
-    </w:p>
-    <w:p>
-      <w:proofErr w:type="spellStart"/>
-      <w:r>
-        <w:t>ollama</w:t>
-      </w:r>
-      <w:proofErr w:type="spellEnd"/>
-      <w:r>
-        <w:t xml:space="preserve"> pull gemma3:12b</w:t>
-      </w:r>
-    </w:p>
-    <w:p>
-      <w:r>
-        <w:t>安裝</w:t>
-      </w:r>
-      <w:r>
-        <w:t xml:space="preserve"> </w:t>
-      </w:r>
-      <w:proofErr w:type="spellStart"/>
-      <w:r>
-        <w:t>Ollama</w:t>
-      </w:r>
-      <w:proofErr w:type="spellEnd"/>
-      <w:r>
-        <w:t xml:space="preserve"> </w:t>
-      </w:r>
-      <w:r>
-        <w:t>本體</w:t>
-      </w:r>
-    </w:p>
-    <w:p>
-      <w:proofErr w:type="spellStart"/>
-      <w:r>
-        <w:t>winget</w:t>
-      </w:r>
-      <w:proofErr w:type="spellEnd"/>
-      <w:r>
-        <w:t xml:space="preserve"> install -e --id </w:t>
-      </w:r>
-      <w:proofErr w:type="spellStart"/>
-      <w:r>
-        <w:t>Ollama.Ollama</w:t>
-      </w:r>
-      <w:proofErr w:type="spellEnd"/>
-    </w:p>
-    <w:p/>
-    <w:p>
-      <w:r>
-        <w:t>確認安裝成功</w:t>
-      </w:r>
-    </w:p>
-    <w:p/>
-    <w:p>
-      <w:proofErr w:type="spellStart"/>
-      <w:r>
-        <w:t>ollama</w:t>
-      </w:r>
-      <w:proofErr w:type="spellEnd"/>
-      <w:r>
-        <w:t xml:space="preserve"> --version</w:t>
-      </w:r>
-    </w:p>
-    <w:p>
-      <w:proofErr w:type="spellStart"/>
-      <w:r>
-        <w:t>ollama</w:t>
-      </w:r>
-      <w:proofErr w:type="spellEnd"/>
-      <w:r>
-        <w:t xml:space="preserve"> </w:t>
-      </w:r>
-      <w:proofErr w:type="gramStart"/>
-      <w:r>
-        <w:t>list</w:t>
-      </w:r>
-      <w:r>
-        <w:t xml:space="preserve"> )</w:t>
-      </w:r>
-      <w:proofErr w:type="gramEnd"/>
-      <w:r>
-        <w:t xml:space="preserve"> </w:t>
-      </w:r>
-    </w:p>
-    <w:p/>
-    <w:p>
-      <w:r>
-        <w:rPr>
-          <w:rFonts w:hint="eastAsia"/>
-          <w:b/>
-          <w:bCs/>
-        </w:rPr>
-        <w:t>檢查</w:t>
-      </w:r>
-      <w:r>
-        <w:rPr>
-          <w:b/>
-          <w:bCs/>
-        </w:rPr>
-        <w:t>Client</w:t>
-      </w:r>
-      <w:r>
-        <w:t xml:space="preserve"> </w:t>
-      </w:r>
-      <w:r>
-        <w:t>和</w:t>
-      </w:r>
-      <w:r>
-        <w:t xml:space="preserve"> </w:t>
-      </w:r>
-      <w:r>
-        <w:rPr>
-          <w:b/>
-          <w:bCs/>
-        </w:rPr>
-        <w:t>Server</w:t>
-      </w:r>
-      <w:r>
-        <w:t xml:space="preserve"> </w:t>
-      </w:r>
-      <w:r>
-        <w:t>資訊。</w:t>
-      </w:r>
-    </w:p>
-    <w:p>
-      <w:r>
-        <w:t>docker version</w:t>
-      </w:r>
-      <w:r>
-        <w:br/>
-      </w:r>
-      <w:r>
-        <w:br/>
-      </w:r>
-      <w:r>
-        <w:t>檢查</w:t>
-      </w:r>
-      <w:r>
-        <w:t xml:space="preserve"> Docker Desktop </w:t>
-      </w:r>
-      <w:r>
-        <w:t>服務是否存在</w:t>
-      </w:r>
-    </w:p>
-    <w:p>
-      <w:r>
-        <w:t xml:space="preserve">Get-Service </w:t>
-      </w:r>
-      <w:proofErr w:type="spellStart"/>
-      <w:proofErr w:type="gramStart"/>
-      <w:r>
-        <w:t>com.docker</w:t>
-      </w:r>
-      <w:proofErr w:type="gramEnd"/>
-      <w:r>
-        <w:t>.service</w:t>
-      </w:r>
-      <w:proofErr w:type="spellEnd"/>
-    </w:p>
-    <w:p/>
-    <w:p/>
-    <w:p>
-      <w:r>
-        <w:t>如果顯示</w:t>
-      </w:r>
-      <w:r>
-        <w:t xml:space="preserve"> Status : Running → </w:t>
-      </w:r>
-      <w:r>
-        <w:t>服務有跑，跳到下一步</w:t>
-      </w:r>
-    </w:p>
-    <w:p>
-      <w:r>
-        <w:t>如果是</w:t>
-      </w:r>
-      <w:r>
-        <w:t xml:space="preserve"> Stopped → </w:t>
-      </w:r>
-      <w:r>
-        <w:t>開起來：</w:t>
-      </w:r>
-    </w:p>
-    <w:p>
-      <w:r>
-        <w:t xml:space="preserve">Start-Service </w:t>
-      </w:r>
-      <w:proofErr w:type="spellStart"/>
-      <w:proofErr w:type="gramStart"/>
-      <w:r>
-        <w:t>com.docker</w:t>
-      </w:r>
-      <w:proofErr w:type="gramEnd"/>
-      <w:r>
-        <w:t>.service</w:t>
-      </w:r>
-      <w:proofErr w:type="spellEnd"/>
-    </w:p>
-    <w:p/>
-    <w:p>
-      <w:r>
-        <w:t>切換到</w:t>
-      </w:r>
-      <w:r>
-        <w:t xml:space="preserve"> Linux Engine</w:t>
-      </w:r>
-    </w:p>
-    <w:p>
-      <w:r>
-        <w:lastRenderedPageBreak/>
-        <w:t>&amp; "$</w:t>
-      </w:r>
-      <w:proofErr w:type="spellStart"/>
-      <w:proofErr w:type="gramStart"/>
-      <w:r>
-        <w:t>env:ProgramFiles</w:t>
-      </w:r>
-      <w:proofErr w:type="spellEnd"/>
-      <w:r>
-        <w:t>\Docker\Docker\DockerCli.exe</w:t>
-      </w:r>
-      <w:proofErr w:type="gramEnd"/>
-      <w:r>
-        <w:t>" -</w:t>
-      </w:r>
-      <w:proofErr w:type="spellStart"/>
-      <w:r>
-        <w:t>SwitchLinuxEngine</w:t>
-      </w:r>
-      <w:proofErr w:type="spellEnd"/>
-    </w:p>
-    <w:p/>
-    <w:p>
-      <w:r>
-        <w:t>引擎起來後再拉</w:t>
-      </w:r>
-      <w:r>
-        <w:t xml:space="preserve"> </w:t>
-      </w:r>
-      <w:proofErr w:type="spellStart"/>
-      <w:r>
-        <w:t>Qdrant</w:t>
-      </w:r>
-      <w:proofErr w:type="spellEnd"/>
-    </w:p>
-    <w:p>
-      <w:r>
-        <w:t xml:space="preserve">docker pull </w:t>
-      </w:r>
-      <w:proofErr w:type="spellStart"/>
-      <w:r>
-        <w:t>qdrant</w:t>
-      </w:r>
-      <w:proofErr w:type="spellEnd"/>
-      <w:r>
-        <w:t>/</w:t>
-      </w:r>
-      <w:proofErr w:type="spellStart"/>
-      <w:proofErr w:type="gramStart"/>
-      <w:r>
-        <w:t>qdrant:latest</w:t>
-      </w:r>
-      <w:proofErr w:type="spellEnd"/>
-      <w:proofErr w:type="gramEnd"/>
-    </w:p>
-    <w:p>
-      <w:r>
-        <w:t xml:space="preserve">docker volume create </w:t>
-      </w:r>
-      <w:proofErr w:type="spellStart"/>
-      <w:r>
-        <w:t>qdrant_storage</w:t>
-      </w:r>
-      <w:proofErr w:type="spellEnd"/>
-    </w:p>
-    <w:p/>
-    <w:p>
-      <w:r>
-        <w:t xml:space="preserve">docker run -d --name </w:t>
-      </w:r>
-      <w:proofErr w:type="spellStart"/>
-      <w:r>
-        <w:t>qdrant_local</w:t>
-      </w:r>
-      <w:proofErr w:type="spellEnd"/>
-      <w:r>
-        <w:t xml:space="preserve"> `</w:t>
-      </w:r>
-    </w:p>
-    <w:p>
-      <w:r>
-        <w:t xml:space="preserve">  -p 127.0.0.1:6333:6333 `</w:t>
-      </w:r>
-    </w:p>
-    <w:p>
-      <w:r>
-        <w:t xml:space="preserve">  -p 127.0.0.1:6334:6334 `</w:t>
-      </w:r>
-    </w:p>
-    <w:p>
-      <w:r>
-        <w:t xml:space="preserve">  -v </w:t>
-      </w:r>
-      <w:proofErr w:type="spellStart"/>
-      <w:r>
-        <w:t>qdrant_storage</w:t>
-      </w:r>
-      <w:proofErr w:type="spellEnd"/>
-      <w:r>
-        <w:t>:/</w:t>
-      </w:r>
-      <w:proofErr w:type="spellStart"/>
-      <w:r>
-        <w:t>qdrant</w:t>
-      </w:r>
-      <w:proofErr w:type="spellEnd"/>
-      <w:r>
-        <w:t>/storage `</w:t>
-      </w:r>
-    </w:p>
-    <w:p>
-      <w:r>
-        <w:t xml:space="preserve">  </w:t>
-      </w:r>
-      <w:proofErr w:type="spellStart"/>
-      <w:r>
-        <w:t>qdrant</w:t>
-      </w:r>
-      <w:proofErr w:type="spellEnd"/>
-      <w:r>
-        <w:t>/</w:t>
-      </w:r>
-      <w:proofErr w:type="spellStart"/>
-      <w:proofErr w:type="gramStart"/>
-      <w:r>
-        <w:t>qdrant:latest</w:t>
-      </w:r>
-      <w:proofErr w:type="spellEnd"/>
-      <w:proofErr w:type="gramEnd"/>
-    </w:p>
-    <w:p/>
-    <w:p>
-      <w:r>
-        <w:t>確認</w:t>
-      </w:r>
-      <w:r>
-        <w:t xml:space="preserve"> </w:t>
-      </w:r>
-      <w:proofErr w:type="spellStart"/>
-      <w:r>
-        <w:t>Qdrant</w:t>
-      </w:r>
-      <w:proofErr w:type="spellEnd"/>
-      <w:r>
-        <w:t xml:space="preserve"> OK</w:t>
-      </w:r>
-      <w:r>
-        <w:t>：</w:t>
-      </w:r>
-    </w:p>
-    <w:p>
-      <w:proofErr w:type="spellStart"/>
-      <w:r>
-        <w:t>irm</w:t>
-      </w:r>
-      <w:proofErr w:type="spellEnd"/>
-      <w:r>
-        <w:t xml:space="preserve"> </w:t>
-      </w:r>
-      <w:hyperlink r:id="rId8" w:history="1">
-        <w:r>
-          <w:rPr>
-            <w:rStyle w:val="ae"/>
-          </w:rPr>
-          <w:t>http://127.0.0.1:6333/readyz</w:t>
-        </w:r>
-      </w:hyperlink>
-    </w:p>
-    <w:p/>
-    <w:p>
-      <w:r>
-        <w:rPr>
-          <w:rFonts w:hint="eastAsia"/>
-        </w:rPr>
-        <w:t>執行程式</w:t>
-      </w:r>
-    </w:p>
-    <w:p>
-      <w:r>
-        <w:t>cd "C:\Users\User\Desktop"</w:t>
-      </w:r>
-    </w:p>
-    <w:p>
-      <w:r>
-        <w:rPr>
-          <w:rFonts w:hint="eastAsia"/>
-        </w:rPr>
-        <w:t>&amp; $</w:t>
-      </w:r>
-      <w:proofErr w:type="spellStart"/>
-      <w:r>
-        <w:rPr>
-          <w:rFonts w:hint="eastAsia"/>
-        </w:rPr>
-        <w:t>py</w:t>
-      </w:r>
-      <w:proofErr w:type="spellEnd"/>
-      <w:r>
-        <w:rPr>
-          <w:rFonts w:hint="eastAsia"/>
-        </w:rPr>
-        <w:t xml:space="preserve"> ".\together.py" --json "</w:t>
-      </w:r>
-      <w:r>
-        <w:rPr>
-          <w:rFonts w:hint="eastAsia"/>
-        </w:rPr>
-        <w:t>錯誤代碼</w:t>
-      </w:r>
-      <w:r>
-        <w:rPr>
-          <w:rFonts w:hint="eastAsia"/>
-        </w:rPr>
-        <w:t>1.json"</w:t>
-      </w:r>
-    </w:p>
-    <w:p/>
-    <w:p/>
-    <w:p/>
-    <w:p/>
-    <w:p/>
-    <w:p/>
-    <w:p/>
-    <w:p/>
-    <w:p/>
-    <w:p/>
-    <w:p/>
-    <w:p/>
-    <w:p/>
-    <w:p/>
-    <w:p/>
-    <w:p/>
-    <w:p/>
-    <w:p/>
-    <w:p/>
-    <w:p/>
-    <w:p>
-      <w:r>
-        <w:rPr>
-          <w:rFonts w:hint="eastAsia"/>
-        </w:rPr>
         <w:t>新版流程</w:t>
       </w:r>
     </w:p>
@@ -1730,7 +1018,6 @@
         </w:numPr>
       </w:pPr>
       <w:r>
-        <w:lastRenderedPageBreak/>
         <w:t xml:space="preserve">pip install </w:t>
       </w:r>
       <w:proofErr w:type="spellStart"/>
@@ -2031,7 +1318,6 @@
     <w:p/>
     <w:p>
       <w:r>
-        <w:lastRenderedPageBreak/>
         <w:t>pip install open-</w:t>
       </w:r>
       <w:proofErr w:type="spellStart"/>
@@ -2171,6 +1457,7 @@
       </w:r>
     </w:p>
     <w:p/>
+    <w:p/>
     <w:p>
       <w:r>
         <w:rPr>
@@ -2368,12 +1655,42 @@
       </w:r>
     </w:p>
     <w:p>
-      <w:pPr>
-        <w:rPr>
-          <w:rFonts w:hint="eastAsia"/>
-        </w:rPr>
-      </w:pPr>
-      <w:r>
+      <w:r>
+        <w:t>git push</w:t>
+      </w:r>
+    </w:p>
+    <w:p/>
+    <w:p>
+      <w:r>
+        <w:t xml:space="preserve">git add </w:t>
+      </w:r>
+      <w:proofErr w:type="spellStart"/>
+      <w:r>
+        <w:t>image_</w:t>
+      </w:r>
+      <w:proofErr w:type="gramStart"/>
+      <w:r>
+        <w:t>map.json</w:t>
+      </w:r>
+      <w:proofErr w:type="spellEnd"/>
+      <w:proofErr w:type="gramEnd"/>
+      <w:r>
+        <w:t xml:space="preserve"> data/l2100_programming_metadata.json static/images</w:t>
+      </w:r>
+    </w:p>
+    <w:p>
+      <w:r>
+        <w:t>git commit -m "add missing manual image metadata"</w:t>
+      </w:r>
+    </w:p>
+    <w:p>
+      <w:pPr>
+        <w:rPr>
+          <w:rFonts w:hint="eastAsia"/>
+        </w:rPr>
+      </w:pPr>
+      <w:r>
+        <w:lastRenderedPageBreak/>
         <w:t>git push</w:t>
       </w:r>
     </w:p>
@@ -2648,203 +1965,247 @@
         <w:pStyle w:val="Web"/>
       </w:pPr>
       <w:r>
+        <w:t>輸出：</w:t>
+      </w:r>
+    </w:p>
+    <w:p>
+      <w:pPr>
+        <w:pStyle w:val="HTML"/>
+        <w:rPr>
+          <w:rStyle w:val="HTML1"/>
+        </w:rPr>
+      </w:pPr>
+      <w:r>
+        <w:rPr>
+          <w:rStyle w:val="HTML1"/>
+        </w:rPr>
+        <w:t>data/l2100_parameter_alarm_metadata.json</w:t>
+      </w:r>
+    </w:p>
+    <w:p>
+      <w:pPr>
+        <w:pStyle w:val="HTML"/>
+        <w:rPr>
+          <w:rStyle w:val="HTML1"/>
+        </w:rPr>
+      </w:pPr>
+    </w:p>
+    <w:p>
+      <w:pPr>
+        <w:pStyle w:val="HTML"/>
+        <w:rPr>
+          <w:rStyle w:val="HTML1"/>
+        </w:rPr>
+      </w:pPr>
+    </w:p>
+    <w:p>
+      <w:pPr>
+        <w:pStyle w:val="HTML"/>
+        <w:rPr>
+          <w:rStyle w:val="HTML1"/>
+        </w:rPr>
+      </w:pPr>
+    </w:p>
+    <w:p>
+      <w:pPr>
+        <w:pStyle w:val="HTML"/>
+        <w:rPr>
+          <w:rStyle w:val="HTML1"/>
+        </w:rPr>
+      </w:pPr>
+    </w:p>
+    <w:p>
+      <w:pPr>
+        <w:pStyle w:val="HTML"/>
+        <w:rPr>
+          <w:rStyle w:val="HTML1"/>
+          <w:rFonts w:hint="eastAsia"/>
+        </w:rPr>
+      </w:pPr>
+    </w:p>
+    <w:p>
+      <w:pPr>
+        <w:pStyle w:val="HTML"/>
+      </w:pPr>
+      <w:r>
+        <w:rPr>
+          <w:rStyle w:val="HTML1"/>
+          <w:rFonts w:hint="eastAsia"/>
+        </w:rPr>
+        <w:t>2</w:t>
+      </w:r>
+      <w:r>
+        <w:rPr>
+          <w:rStyle w:val="HTML1"/>
+        </w:rPr>
+        <w:t>.</w:t>
+      </w:r>
+    </w:p>
+    <w:p>
+      <w:pPr>
+        <w:pStyle w:val="Web"/>
+      </w:pPr>
+      <w:r>
+        <w:t xml:space="preserve">寫進 </w:t>
+      </w:r>
+      <w:proofErr w:type="spellStart"/>
+      <w:r>
+        <w:t>Qdrant</w:t>
+      </w:r>
+      <w:proofErr w:type="spellEnd"/>
+      <w:r>
+        <w:t>：</w:t>
+      </w:r>
+    </w:p>
+    <w:p>
+      <w:pPr>
+        <w:pStyle w:val="HTML"/>
+      </w:pPr>
+      <w:r>
+        <w:rPr>
+          <w:rStyle w:val="11"/>
+        </w:rPr>
+        <w:t>python</w:t>
+      </w:r>
+      <w:r>
+        <w:rPr>
+          <w:rStyle w:val="HTML1"/>
+        </w:rPr>
+        <w:t xml:space="preserve"> </w:t>
+      </w:r>
+      <w:r>
+        <w:rPr>
+          <w:rStyle w:val="11"/>
+        </w:rPr>
+        <w:t>embed_to_qdrant_metadata_order_id</w:t>
+      </w:r>
+      <w:r>
+        <w:rPr>
+          <w:rStyle w:val="HTML1"/>
+        </w:rPr>
+        <w:t>.</w:t>
+      </w:r>
+      <w:r>
+        <w:rPr>
+          <w:rStyle w:val="11"/>
+        </w:rPr>
+        <w:t>py</w:t>
+      </w:r>
+      <w:r>
+        <w:rPr>
+          <w:rStyle w:val="HTML1"/>
+        </w:rPr>
+        <w:t xml:space="preserve"> </w:t>
+      </w:r>
+      <w:r>
+        <w:rPr>
+          <w:rStyle w:val="v"/>
+        </w:rPr>
+        <w:t>--</w:t>
+      </w:r>
+      <w:r>
+        <w:rPr>
+          <w:rStyle w:val="11"/>
+        </w:rPr>
+        <w:t>input</w:t>
+      </w:r>
+      <w:r>
+        <w:rPr>
+          <w:rStyle w:val="HTML1"/>
+        </w:rPr>
+        <w:t xml:space="preserve"> </w:t>
+      </w:r>
+      <w:r>
+        <w:rPr>
+          <w:rStyle w:val="z"/>
+        </w:rPr>
+        <w:t>"data/l2100_parameter_alarm_metadata.json"</w:t>
+      </w:r>
+      <w:r>
+        <w:rPr>
+          <w:rStyle w:val="HTML1"/>
+        </w:rPr>
+        <w:t xml:space="preserve"> </w:t>
+      </w:r>
+      <w:r>
+        <w:rPr>
+          <w:rStyle w:val="v"/>
+        </w:rPr>
+        <w:t>--</w:t>
+      </w:r>
+      <w:r>
+        <w:rPr>
+          <w:rStyle w:val="11"/>
+        </w:rPr>
+        <w:t>collection</w:t>
+      </w:r>
+      <w:r>
+        <w:rPr>
+          <w:rStyle w:val="HTML1"/>
+        </w:rPr>
+        <w:t xml:space="preserve"> </w:t>
+      </w:r>
+      <w:r>
+        <w:rPr>
+          <w:rStyle w:val="11"/>
+        </w:rPr>
+        <w:t>dog</w:t>
+      </w:r>
+    </w:p>
+    <w:p>
+      <w:pPr>
+        <w:rPr>
+          <w:rFonts w:hint="eastAsia"/>
+        </w:rPr>
+      </w:pPr>
+    </w:p>
+    <w:p>
+      <w:pPr>
+        <w:rPr>
+          <w:rFonts w:hint="eastAsia"/>
+        </w:rPr>
+      </w:pPr>
+      <w:r>
+        <w:rPr>
+          <w:rFonts w:hint="eastAsia"/>
+        </w:rPr>
         <w:lastRenderedPageBreak/>
-        <w:t>輸出：</w:t>
-      </w:r>
-    </w:p>
-    <w:p>
-      <w:pPr>
-        <w:pStyle w:val="HTML"/>
-        <w:rPr>
-          <w:rStyle w:val="HTML1"/>
-        </w:rPr>
-      </w:pPr>
-      <w:r>
-        <w:rPr>
-          <w:rStyle w:val="HTML1"/>
-        </w:rPr>
-        <w:t>data/l2100_parameter_alarm_metadata.json</w:t>
-      </w:r>
-    </w:p>
-    <w:p>
-      <w:pPr>
-        <w:pStyle w:val="HTML"/>
-        <w:rPr>
-          <w:rStyle w:val="HTML1"/>
-        </w:rPr>
-      </w:pPr>
-    </w:p>
-    <w:p>
-      <w:pPr>
-        <w:pStyle w:val="HTML"/>
-        <w:rPr>
-          <w:rStyle w:val="HTML1"/>
-        </w:rPr>
-      </w:pPr>
-    </w:p>
-    <w:p>
-      <w:pPr>
-        <w:pStyle w:val="HTML"/>
-        <w:rPr>
-          <w:rStyle w:val="HTML1"/>
-        </w:rPr>
-      </w:pPr>
-    </w:p>
-    <w:p>
-      <w:pPr>
-        <w:pStyle w:val="HTML"/>
-        <w:rPr>
-          <w:rStyle w:val="HTML1"/>
-        </w:rPr>
-      </w:pPr>
-    </w:p>
-    <w:p>
-      <w:pPr>
-        <w:pStyle w:val="HTML"/>
-        <w:rPr>
-          <w:rStyle w:val="HTML1"/>
-          <w:rFonts w:hint="eastAsia"/>
-        </w:rPr>
-      </w:pPr>
-    </w:p>
-    <w:p>
-      <w:pPr>
-        <w:pStyle w:val="HTML"/>
-      </w:pPr>
-      <w:r>
-        <w:rPr>
-          <w:rStyle w:val="HTML1"/>
-          <w:rFonts w:hint="eastAsia"/>
-        </w:rPr>
-        <w:t>2</w:t>
-      </w:r>
-      <w:r>
-        <w:rPr>
-          <w:rStyle w:val="HTML1"/>
-        </w:rPr>
-        <w:t>.</w:t>
-      </w:r>
-    </w:p>
-    <w:p>
-      <w:pPr>
-        <w:pStyle w:val="Web"/>
-      </w:pPr>
-      <w:r>
-        <w:t xml:space="preserve">寫進 </w:t>
-      </w:r>
-      <w:proofErr w:type="spellStart"/>
-      <w:r>
-        <w:t>Qdrant</w:t>
-      </w:r>
-      <w:proofErr w:type="spellEnd"/>
-      <w:r>
-        <w:t>：</w:t>
-      </w:r>
-    </w:p>
-    <w:p>
-      <w:pPr>
-        <w:pStyle w:val="HTML"/>
-      </w:pPr>
-      <w:r>
-        <w:rPr>
-          <w:rStyle w:val="11"/>
-        </w:rPr>
-        <w:t>python</w:t>
-      </w:r>
-      <w:r>
-        <w:rPr>
-          <w:rStyle w:val="HTML1"/>
-        </w:rPr>
-        <w:t xml:space="preserve"> </w:t>
-      </w:r>
-      <w:r>
-        <w:rPr>
-          <w:rStyle w:val="11"/>
-        </w:rPr>
-        <w:t>embed_to_qdrant_metadata_order_id</w:t>
-      </w:r>
-      <w:r>
-        <w:rPr>
-          <w:rStyle w:val="HTML1"/>
-        </w:rPr>
-        <w:t>.</w:t>
-      </w:r>
-      <w:r>
-        <w:rPr>
-          <w:rStyle w:val="11"/>
-        </w:rPr>
-        <w:t>py</w:t>
-      </w:r>
-      <w:r>
-        <w:rPr>
-          <w:rStyle w:val="HTML1"/>
-        </w:rPr>
-        <w:t xml:space="preserve"> </w:t>
-      </w:r>
-      <w:r>
-        <w:rPr>
-          <w:rStyle w:val="v"/>
-        </w:rPr>
-        <w:t>--</w:t>
-      </w:r>
-      <w:r>
-        <w:rPr>
-          <w:rStyle w:val="11"/>
-        </w:rPr>
-        <w:t>input</w:t>
-      </w:r>
-      <w:r>
-        <w:rPr>
-          <w:rStyle w:val="HTML1"/>
-        </w:rPr>
-        <w:t xml:space="preserve"> </w:t>
-      </w:r>
-      <w:r>
-        <w:rPr>
-          <w:rStyle w:val="z"/>
-        </w:rPr>
-        <w:t>"data/l2100_parameter_alarm_metadata.json"</w:t>
-      </w:r>
-      <w:r>
-        <w:rPr>
-          <w:rStyle w:val="HTML1"/>
-        </w:rPr>
-        <w:t xml:space="preserve"> </w:t>
-      </w:r>
-      <w:r>
-        <w:rPr>
-          <w:rStyle w:val="v"/>
-        </w:rPr>
-        <w:t>--</w:t>
-      </w:r>
-      <w:r>
-        <w:rPr>
-          <w:rStyle w:val="11"/>
-        </w:rPr>
-        <w:t>collection</w:t>
-      </w:r>
-      <w:r>
-        <w:rPr>
-          <w:rStyle w:val="HTML1"/>
-        </w:rPr>
-        <w:t xml:space="preserve"> </w:t>
-      </w:r>
-      <w:r>
-        <w:rPr>
-          <w:rStyle w:val="11"/>
-        </w:rPr>
-        <w:t>dog</w:t>
-      </w:r>
-    </w:p>
-    <w:p>
-      <w:pPr>
-        <w:rPr>
-          <w:rFonts w:hint="eastAsia"/>
-        </w:rPr>
-      </w:pPr>
-    </w:p>
-    <w:p/>
-    <w:p/>
+        <w:t>第一個轉</w:t>
+      </w:r>
+      <w:r>
+        <w:rPr>
+          <w:rFonts w:hint="eastAsia"/>
+        </w:rPr>
+        <w:t>J</w:t>
+      </w:r>
+      <w:r>
+        <w:t>SON</w:t>
+      </w:r>
+    </w:p>
+    <w:p>
+      <w:r>
+        <w:t>pdf_to_json_programming_metadata.py</w:t>
+      </w:r>
+    </w:p>
+    <w:p>
+      <w:r>
+        <w:rPr>
+          <w:rFonts w:hint="eastAsia"/>
+        </w:rPr>
+        <w:t>第二個轉</w:t>
+      </w:r>
+      <w:r>
+        <w:rPr>
+          <w:rFonts w:hint="eastAsia"/>
+        </w:rPr>
+        <w:t>JSON</w:t>
+      </w:r>
+    </w:p>
+    <w:p>
+      <w:r>
+        <w:t>pdf_to_json_maintenance_metadata2.py</w:t>
+      </w:r>
+    </w:p>
     <w:p/>
     <w:p>
       <w:r>

--- a/最新版rag套件流程.docx
+++ b/最新版rag套件流程.docx
@@ -1660,8 +1660,11 @@
       </w:r>
     </w:p>
     <w:p/>
-    <w:p>
-      <w:r>
+    <w:p/>
+    <w:p/>
+    <w:p>
+      <w:r>
+        <w:lastRenderedPageBreak/>
         <w:t xml:space="preserve">git add </w:t>
       </w:r>
       <w:proofErr w:type="spellStart"/>
@@ -1690,7 +1693,6 @@
         </w:rPr>
       </w:pPr>
       <w:r>
-        <w:lastRenderedPageBreak/>
         <w:t>git push</w:t>
       </w:r>
     </w:p>
@@ -1872,6 +1874,53 @@
     <w:p>
       <w:pPr>
         <w:rPr>
+          <w:rFonts w:ascii="標楷體" w:eastAsia="標楷體" w:hAnsi="標楷體" w:hint="eastAsia"/>
+          <w:color w:val="000000" w:themeColor="text1"/>
+        </w:rPr>
+      </w:pPr>
+      <w:r>
+        <w:rPr>
+          <w:rFonts w:ascii="標楷體" w:eastAsia="標楷體" w:hAnsi="標楷體" w:hint="eastAsia"/>
+          <w:color w:val="000000" w:themeColor="text1"/>
+        </w:rPr>
+        <w:t>$</w:t>
+      </w:r>
+      <w:proofErr w:type="spellStart"/>
+      <w:r>
+        <w:rPr>
+          <w:rFonts w:ascii="標楷體" w:eastAsia="標楷體" w:hAnsi="標楷體" w:hint="eastAsia"/>
+          <w:color w:val="000000" w:themeColor="text1"/>
+        </w:rPr>
+        <w:t>env:QDRANT_API_KEY</w:t>
+      </w:r>
+      <w:proofErr w:type="spellEnd"/>
+      <w:r>
+        <w:rPr>
+          <w:rFonts w:ascii="標楷體" w:eastAsia="標楷體" w:hAnsi="標楷體" w:hint="eastAsia"/>
+          <w:color w:val="000000" w:themeColor="text1"/>
+        </w:rPr>
+        <w:t>="你的</w:t>
+      </w:r>
+      <w:proofErr w:type="spellStart"/>
+      <w:r>
+        <w:rPr>
+          <w:rFonts w:ascii="標楷體" w:eastAsia="標楷體" w:hAnsi="標楷體" w:hint="eastAsia"/>
+          <w:color w:val="000000" w:themeColor="text1"/>
+        </w:rPr>
+        <w:t>Qdrant</w:t>
+      </w:r>
+      <w:proofErr w:type="spellEnd"/>
+      <w:r>
+        <w:rPr>
+          <w:rFonts w:ascii="標楷體" w:eastAsia="標楷體" w:hAnsi="標楷體" w:hint="eastAsia"/>
+          <w:color w:val="000000" w:themeColor="text1"/>
+        </w:rPr>
+        <w:t xml:space="preserve"> API KEY"</w:t>
+      </w:r>
+    </w:p>
+    <w:p>
+      <w:pPr>
+        <w:rPr>
           <w:rFonts w:ascii="標楷體" w:eastAsia="標楷體" w:hAnsi="標楷體"/>
           <w:color w:val="000000" w:themeColor="text1"/>
         </w:rPr>
@@ -1881,331 +1930,310 @@
           <w:rFonts w:ascii="標楷體" w:eastAsia="標楷體" w:hAnsi="標楷體" w:hint="eastAsia"/>
           <w:color w:val="000000" w:themeColor="text1"/>
         </w:rPr>
-        <w:t>$</w:t>
-      </w:r>
-      <w:proofErr w:type="spellStart"/>
-      <w:r>
+        <w:t>三.</w:t>
+      </w:r>
+    </w:p>
+    <w:p>
+      <w:pPr>
         <w:rPr>
           <w:rFonts w:ascii="標楷體" w:eastAsia="標楷體" w:hAnsi="標楷體" w:hint="eastAsia"/>
           <w:color w:val="000000" w:themeColor="text1"/>
         </w:rPr>
-        <w:t>env:QDRANT_API_KEY</w:t>
-      </w:r>
-      <w:proofErr w:type="spellEnd"/>
-      <w:r>
+      </w:pPr>
+      <w:r>
+        <w:rPr>
+          <w:rFonts w:ascii="標楷體" w:eastAsia="標楷體" w:hAnsi="標楷體"/>
+          <w:color w:val="000000" w:themeColor="text1"/>
+        </w:rPr>
+        <w:t xml:space="preserve">python </w:t>
+      </w:r>
+      <w:r>
+        <w:rPr>
+          <w:rFonts w:ascii="標楷體" w:eastAsia="標楷體" w:hAnsi="標楷體"/>
+          <w:color w:val="000000" w:themeColor="text1"/>
+        </w:rPr>
+        <w:t>pdf_to_json_parameter_alarm_metadata1.py</w:t>
+      </w:r>
+    </w:p>
+    <w:p>
+      <w:pPr>
+        <w:pStyle w:val="Web"/>
+      </w:pPr>
+      <w:r>
+        <w:t>輸出：</w:t>
+      </w:r>
+    </w:p>
+    <w:p>
+      <w:pPr>
+        <w:pStyle w:val="HTML"/>
+        <w:rPr>
+          <w:rStyle w:val="HTML1"/>
+        </w:rPr>
+      </w:pPr>
+      <w:r>
+        <w:rPr>
+          <w:rStyle w:val="HTML1"/>
+        </w:rPr>
+        <w:t>data/l2100_parameter_alarm_metadata.json</w:t>
+      </w:r>
+    </w:p>
+    <w:p>
+      <w:pPr>
+        <w:pStyle w:val="HTML"/>
+        <w:rPr>
+          <w:rStyle w:val="HTML1"/>
+          <w:rFonts w:hint="eastAsia"/>
+        </w:rPr>
+      </w:pPr>
+    </w:p>
+    <w:p>
+      <w:pPr>
+        <w:pStyle w:val="HTML"/>
+      </w:pPr>
+      <w:r>
+        <w:rPr>
+          <w:rStyle w:val="HTML1"/>
+          <w:rFonts w:hint="eastAsia"/>
+        </w:rPr>
+        <w:t>2</w:t>
+      </w:r>
+      <w:r>
+        <w:rPr>
+          <w:rStyle w:val="HTML1"/>
+        </w:rPr>
+        <w:t>.</w:t>
+      </w:r>
+    </w:p>
+    <w:p>
+      <w:pPr>
+        <w:pStyle w:val="Web"/>
+      </w:pPr>
+      <w:r>
+        <w:t xml:space="preserve">寫進 </w:t>
+      </w:r>
+      <w:proofErr w:type="spellStart"/>
+      <w:r>
+        <w:t>Qdrant</w:t>
+      </w:r>
+      <w:proofErr w:type="spellEnd"/>
+      <w:r>
+        <w:t>：</w:t>
+      </w:r>
+    </w:p>
+    <w:p>
+      <w:pPr>
+        <w:pStyle w:val="HTML"/>
+      </w:pPr>
+      <w:r>
+        <w:rPr>
+          <w:rStyle w:val="11"/>
+        </w:rPr>
+        <w:t>python</w:t>
+      </w:r>
+      <w:r>
+        <w:rPr>
+          <w:rStyle w:val="HTML1"/>
+        </w:rPr>
+        <w:t xml:space="preserve"> </w:t>
+      </w:r>
+      <w:r>
+        <w:rPr>
+          <w:rStyle w:val="11"/>
+        </w:rPr>
+        <w:t>embed_to_qdrant_metadata_order_id</w:t>
+      </w:r>
+      <w:r>
+        <w:rPr>
+          <w:rStyle w:val="HTML1"/>
+        </w:rPr>
+        <w:t>.</w:t>
+      </w:r>
+      <w:r>
+        <w:rPr>
+          <w:rStyle w:val="11"/>
+        </w:rPr>
+        <w:t>py</w:t>
+      </w:r>
+      <w:r>
+        <w:rPr>
+          <w:rStyle w:val="HTML1"/>
+        </w:rPr>
+        <w:t xml:space="preserve"> </w:t>
+      </w:r>
+      <w:r>
+        <w:rPr>
+          <w:rStyle w:val="v"/>
+        </w:rPr>
+        <w:t>--</w:t>
+      </w:r>
+      <w:r>
+        <w:rPr>
+          <w:rStyle w:val="11"/>
+        </w:rPr>
+        <w:t>input</w:t>
+      </w:r>
+      <w:r>
+        <w:rPr>
+          <w:rStyle w:val="HTML1"/>
+        </w:rPr>
+        <w:t xml:space="preserve"> </w:t>
+      </w:r>
+      <w:r>
+        <w:rPr>
+          <w:rStyle w:val="z"/>
+        </w:rPr>
+        <w:t>"data/l2100_parameter_alarm_metadata.json"</w:t>
+      </w:r>
+      <w:r>
+        <w:rPr>
+          <w:rStyle w:val="HTML1"/>
+        </w:rPr>
+        <w:t xml:space="preserve"> </w:t>
+      </w:r>
+      <w:r>
+        <w:rPr>
+          <w:rStyle w:val="v"/>
+        </w:rPr>
+        <w:t>--</w:t>
+      </w:r>
+      <w:r>
+        <w:rPr>
+          <w:rStyle w:val="11"/>
+        </w:rPr>
+        <w:t>collection</w:t>
+      </w:r>
+      <w:r>
+        <w:rPr>
+          <w:rStyle w:val="HTML1"/>
+        </w:rPr>
+        <w:t xml:space="preserve"> </w:t>
+      </w:r>
+      <w:r>
+        <w:rPr>
+          <w:rStyle w:val="11"/>
+        </w:rPr>
+        <w:t>dog</w:t>
+      </w:r>
+    </w:p>
+    <w:p>
+      <w:pPr>
+        <w:rPr>
+          <w:rFonts w:hint="eastAsia"/>
+        </w:rPr>
+      </w:pPr>
+    </w:p>
+    <w:p>
+      <w:pPr>
+        <w:rPr>
+          <w:rFonts w:hint="eastAsia"/>
+        </w:rPr>
+      </w:pPr>
+      <w:r>
+        <w:rPr>
+          <w:rFonts w:hint="eastAsia"/>
+        </w:rPr>
+        <w:lastRenderedPageBreak/>
+        <w:t>第一個轉</w:t>
+      </w:r>
+      <w:r>
+        <w:rPr>
+          <w:rFonts w:hint="eastAsia"/>
+        </w:rPr>
+        <w:t>J</w:t>
+      </w:r>
+      <w:r>
+        <w:t>SON</w:t>
+      </w:r>
+    </w:p>
+    <w:p>
+      <w:r>
+        <w:t>pdf_to_json_programming_metadata.py</w:t>
+      </w:r>
+    </w:p>
+    <w:p>
+      <w:r>
+        <w:rPr>
+          <w:rFonts w:hint="eastAsia"/>
+        </w:rPr>
+        <w:t>第二</w:t>
+      </w:r>
+      <w:proofErr w:type="gramStart"/>
+      <w:r>
+        <w:rPr>
+          <w:rFonts w:hint="eastAsia"/>
+        </w:rPr>
+        <w:t>個</w:t>
+      </w:r>
+      <w:proofErr w:type="gramEnd"/>
+      <w:r>
+        <w:rPr>
+          <w:rFonts w:hint="eastAsia"/>
+        </w:rPr>
+        <w:t>轉</w:t>
+      </w:r>
+      <w:r>
+        <w:rPr>
+          <w:rFonts w:hint="eastAsia"/>
+        </w:rPr>
+        <w:t>JSON</w:t>
+      </w:r>
+    </w:p>
+    <w:p>
+      <w:r>
+        <w:t>pdf_to_json_maintenance_metadata2.py</w:t>
+      </w:r>
+    </w:p>
+    <w:p>
+      <w:r>
+        <w:rPr>
+          <w:rFonts w:hint="eastAsia"/>
+        </w:rPr>
+        <w:t>第三</w:t>
+      </w:r>
+      <w:proofErr w:type="gramStart"/>
+      <w:r>
+        <w:rPr>
+          <w:rFonts w:hint="eastAsia"/>
+        </w:rPr>
+        <w:t>個</w:t>
+      </w:r>
+      <w:proofErr w:type="gramEnd"/>
+      <w:r>
+        <w:rPr>
+          <w:rFonts w:hint="eastAsia"/>
+        </w:rPr>
+        <w:t>轉</w:t>
+      </w:r>
+      <w:r>
+        <w:rPr>
+          <w:rFonts w:hint="eastAsia"/>
+        </w:rPr>
+        <w:t>json</w:t>
+      </w:r>
+    </w:p>
+    <w:p>
+      <w:pPr>
         <w:rPr>
           <w:rFonts w:ascii="標楷體" w:eastAsia="標楷體" w:hAnsi="標楷體" w:hint="eastAsia"/>
           <w:color w:val="000000" w:themeColor="text1"/>
         </w:rPr>
-        <w:t>="你的</w:t>
-      </w:r>
-      <w:proofErr w:type="spellStart"/>
-      <w:r>
-        <w:rPr>
-          <w:rFonts w:ascii="標楷體" w:eastAsia="標楷體" w:hAnsi="標楷體" w:hint="eastAsia"/>
-          <w:color w:val="000000" w:themeColor="text1"/>
-        </w:rPr>
-        <w:t>Qdrant</w:t>
-      </w:r>
-      <w:proofErr w:type="spellEnd"/>
-      <w:r>
-        <w:rPr>
-          <w:rFonts w:ascii="標楷體" w:eastAsia="標楷體" w:hAnsi="標楷體" w:hint="eastAsia"/>
-          <w:color w:val="000000" w:themeColor="text1"/>
-        </w:rPr>
-        <w:t xml:space="preserve"> API KEY"</w:t>
-      </w:r>
-    </w:p>
-    <w:p>
-      <w:pPr>
+      </w:pPr>
+      <w:r>
         <w:rPr>
           <w:rFonts w:ascii="標楷體" w:eastAsia="標楷體" w:hAnsi="標楷體"/>
           <w:color w:val="000000" w:themeColor="text1"/>
         </w:rPr>
-      </w:pPr>
-      <w:r>
-        <w:rPr>
-          <w:rFonts w:ascii="標楷體" w:eastAsia="標楷體" w:hAnsi="標楷體" w:hint="eastAsia"/>
-          <w:color w:val="000000" w:themeColor="text1"/>
-        </w:rPr>
-        <w:t>三.</w:t>
-      </w:r>
-    </w:p>
-    <w:p>
-      <w:pPr>
-        <w:rPr>
-          <w:rFonts w:ascii="標楷體" w:eastAsia="標楷體" w:hAnsi="標楷體" w:hint="eastAsia"/>
-          <w:color w:val="000000" w:themeColor="text1"/>
-        </w:rPr>
-      </w:pPr>
+        <w:t xml:space="preserve">python </w:t>
+      </w:r>
       <w:r>
         <w:rPr>
           <w:rFonts w:ascii="標楷體" w:eastAsia="標楷體" w:hAnsi="標楷體"/>
           <w:color w:val="000000" w:themeColor="text1"/>
         </w:rPr>
-        <w:t>1.</w:t>
-      </w:r>
-      <w:r>
-        <w:rPr>
-          <w:rFonts w:ascii="標楷體" w:eastAsia="標楷體" w:hAnsi="標楷體"/>
-          <w:color w:val="000000" w:themeColor="text1"/>
-        </w:rPr>
-        <w:t xml:space="preserve">python </w:t>
-      </w:r>
-      <w:r>
-        <w:rPr>
-          <w:rFonts w:ascii="標楷體" w:eastAsia="標楷體" w:hAnsi="標楷體"/>
-          <w:color w:val="000000" w:themeColor="text1"/>
-        </w:rPr>
         <w:t>pdf_to_json_parameter_alarm_metadata1.py</w:t>
       </w:r>
     </w:p>
-    <w:p>
-      <w:pPr>
-        <w:pStyle w:val="Web"/>
-      </w:pPr>
-      <w:r>
-        <w:t>輸出：</w:t>
-      </w:r>
-    </w:p>
-    <w:p>
-      <w:pPr>
-        <w:pStyle w:val="HTML"/>
-        <w:rPr>
-          <w:rStyle w:val="HTML1"/>
-        </w:rPr>
-      </w:pPr>
-      <w:r>
-        <w:rPr>
-          <w:rStyle w:val="HTML1"/>
-        </w:rPr>
-        <w:t>data/l2100_parameter_alarm_metadata.json</w:t>
-      </w:r>
-    </w:p>
-    <w:p>
-      <w:pPr>
-        <w:pStyle w:val="HTML"/>
-        <w:rPr>
-          <w:rStyle w:val="HTML1"/>
-        </w:rPr>
-      </w:pPr>
-    </w:p>
-    <w:p>
-      <w:pPr>
-        <w:pStyle w:val="HTML"/>
-        <w:rPr>
-          <w:rStyle w:val="HTML1"/>
-        </w:rPr>
-      </w:pPr>
-    </w:p>
-    <w:p>
-      <w:pPr>
-        <w:pStyle w:val="HTML"/>
-        <w:rPr>
-          <w:rStyle w:val="HTML1"/>
-        </w:rPr>
-      </w:pPr>
-    </w:p>
-    <w:p>
-      <w:pPr>
-        <w:pStyle w:val="HTML"/>
-        <w:rPr>
-          <w:rStyle w:val="HTML1"/>
-        </w:rPr>
-      </w:pPr>
-    </w:p>
-    <w:p>
-      <w:pPr>
-        <w:pStyle w:val="HTML"/>
-        <w:rPr>
-          <w:rStyle w:val="HTML1"/>
-          <w:rFonts w:hint="eastAsia"/>
-        </w:rPr>
-      </w:pPr>
-    </w:p>
-    <w:p>
-      <w:pPr>
-        <w:pStyle w:val="HTML"/>
-      </w:pPr>
-      <w:r>
-        <w:rPr>
-          <w:rStyle w:val="HTML1"/>
-          <w:rFonts w:hint="eastAsia"/>
-        </w:rPr>
-        <w:t>2</w:t>
-      </w:r>
-      <w:r>
-        <w:rPr>
-          <w:rStyle w:val="HTML1"/>
-        </w:rPr>
-        <w:t>.</w:t>
-      </w:r>
-    </w:p>
-    <w:p>
-      <w:pPr>
-        <w:pStyle w:val="Web"/>
-      </w:pPr>
-      <w:r>
-        <w:t xml:space="preserve">寫進 </w:t>
-      </w:r>
-      <w:proofErr w:type="spellStart"/>
-      <w:r>
-        <w:t>Qdrant</w:t>
-      </w:r>
-      <w:proofErr w:type="spellEnd"/>
-      <w:r>
-        <w:t>：</w:t>
-      </w:r>
-    </w:p>
-    <w:p>
-      <w:pPr>
-        <w:pStyle w:val="HTML"/>
-      </w:pPr>
-      <w:r>
-        <w:rPr>
-          <w:rStyle w:val="11"/>
-        </w:rPr>
-        <w:t>python</w:t>
-      </w:r>
-      <w:r>
-        <w:rPr>
-          <w:rStyle w:val="HTML1"/>
-        </w:rPr>
-        <w:t xml:space="preserve"> </w:t>
-      </w:r>
-      <w:r>
-        <w:rPr>
-          <w:rStyle w:val="11"/>
-        </w:rPr>
-        <w:t>embed_to_qdrant_metadata_order_id</w:t>
-      </w:r>
-      <w:r>
-        <w:rPr>
-          <w:rStyle w:val="HTML1"/>
-        </w:rPr>
-        <w:t>.</w:t>
-      </w:r>
-      <w:r>
-        <w:rPr>
-          <w:rStyle w:val="11"/>
-        </w:rPr>
-        <w:t>py</w:t>
-      </w:r>
-      <w:r>
-        <w:rPr>
-          <w:rStyle w:val="HTML1"/>
-        </w:rPr>
-        <w:t xml:space="preserve"> </w:t>
-      </w:r>
-      <w:r>
-        <w:rPr>
-          <w:rStyle w:val="v"/>
-        </w:rPr>
-        <w:t>--</w:t>
-      </w:r>
-      <w:r>
-        <w:rPr>
-          <w:rStyle w:val="11"/>
-        </w:rPr>
-        <w:t>input</w:t>
-      </w:r>
-      <w:r>
-        <w:rPr>
-          <w:rStyle w:val="HTML1"/>
-        </w:rPr>
-        <w:t xml:space="preserve"> </w:t>
-      </w:r>
-      <w:r>
-        <w:rPr>
-          <w:rStyle w:val="z"/>
-        </w:rPr>
-        <w:t>"data/l2100_parameter_alarm_metadata.json"</w:t>
-      </w:r>
-      <w:r>
-        <w:rPr>
-          <w:rStyle w:val="HTML1"/>
-        </w:rPr>
-        <w:t xml:space="preserve"> </w:t>
-      </w:r>
-      <w:r>
-        <w:rPr>
-          <w:rStyle w:val="v"/>
-        </w:rPr>
-        <w:t>--</w:t>
-      </w:r>
-      <w:r>
-        <w:rPr>
-          <w:rStyle w:val="11"/>
-        </w:rPr>
-        <w:t>collection</w:t>
-      </w:r>
-      <w:r>
-        <w:rPr>
-          <w:rStyle w:val="HTML1"/>
-        </w:rPr>
-        <w:t xml:space="preserve"> </w:t>
-      </w:r>
-      <w:r>
-        <w:rPr>
-          <w:rStyle w:val="11"/>
-        </w:rPr>
-        <w:t>dog</w:t>
-      </w:r>
-    </w:p>
-    <w:p>
-      <w:pPr>
-        <w:rPr>
-          <w:rFonts w:hint="eastAsia"/>
-        </w:rPr>
-      </w:pPr>
-    </w:p>
-    <w:p>
-      <w:pPr>
-        <w:rPr>
-          <w:rFonts w:hint="eastAsia"/>
-        </w:rPr>
-      </w:pPr>
-      <w:r>
-        <w:rPr>
-          <w:rFonts w:hint="eastAsia"/>
-        </w:rPr>
-        <w:lastRenderedPageBreak/>
-        <w:t>第一個轉</w:t>
-      </w:r>
-      <w:r>
-        <w:rPr>
-          <w:rFonts w:hint="eastAsia"/>
-        </w:rPr>
-        <w:t>J</w:t>
-      </w:r>
-      <w:r>
-        <w:t>SON</w:t>
-      </w:r>
-    </w:p>
-    <w:p>
-      <w:r>
-        <w:t>pdf_to_json_programming_metadata.py</w:t>
-      </w:r>
-    </w:p>
-    <w:p>
-      <w:r>
-        <w:rPr>
-          <w:rFonts w:hint="eastAsia"/>
-        </w:rPr>
-        <w:t>第二個轉</w:t>
-      </w:r>
-      <w:r>
-        <w:rPr>
-          <w:rFonts w:hint="eastAsia"/>
-        </w:rPr>
-        <w:t>JSON</w:t>
-      </w:r>
-    </w:p>
-    <w:p>
-      <w:r>
-        <w:t>pdf_to_json_maintenance_metadata2.py</w:t>
-      </w:r>
-    </w:p>
+    <w:p/>
     <w:p/>
     <w:p>
       <w:r>

--- a/最新版rag套件流程.docx
+++ b/最新版rag套件流程.docx
@@ -547,7 +547,6 @@
     <w:p>
       <w:pPr>
         <w:rPr>
-          <w:rFonts w:hint="eastAsia"/>
           <w:color w:val="E97132" w:themeColor="accent2"/>
         </w:rPr>
       </w:pPr>
@@ -689,7 +688,6 @@
     <w:p>
       <w:pPr>
         <w:rPr>
-          <w:rFonts w:hint="eastAsia"/>
           <w:color w:val="E97132" w:themeColor="accent2"/>
         </w:rPr>
       </w:pPr>
@@ -1614,11 +1612,6 @@
       </w:r>
     </w:p>
     <w:p>
-      <w:pPr>
-        <w:rPr>
-          <w:rFonts w:hint="eastAsia"/>
-        </w:rPr>
-      </w:pPr>
       <w:r>
         <w:t>python extract_images.py</w:t>
       </w:r>
@@ -1687,11 +1680,6 @@
       </w:r>
     </w:p>
     <w:p>
-      <w:pPr>
-        <w:rPr>
-          <w:rFonts w:hint="eastAsia"/>
-        </w:rPr>
-      </w:pPr>
       <w:r>
         <w:t>git push</w:t>
       </w:r>
@@ -1796,11 +1784,6 @@
     </w:p>
     <w:p/>
     <w:p>
-      <w:pPr>
-        <w:rPr>
-          <w:rFonts w:hint="eastAsia"/>
-        </w:rPr>
-      </w:pPr>
       <w:r>
         <w:rPr>
           <w:rFonts w:hint="eastAsia"/>
@@ -1808,10 +1791,7 @@
         <w:t>2.</w:t>
       </w:r>
       <w:r>
-        <w:t xml:space="preserve"> </w:t>
-      </w:r>
-      <w:r>
-        <w:t xml:space="preserve">python embed_to_qdrant_metadata_order_id.py --input "data/l2100_maintenance_metadata.json" --collection </w:t>
+        <w:t xml:space="preserve"> python embed_to_qdrant_metadata_order_id.py --input "data/l2100_maintenance_metadata.json" --collection </w:t>
       </w:r>
       <w:r>
         <w:rPr>
@@ -1874,48 +1854,63 @@
     <w:p>
       <w:pPr>
         <w:rPr>
+          <w:rFonts w:ascii="標楷體" w:eastAsia="標楷體" w:hAnsi="標楷體"/>
+          <w:color w:val="000000" w:themeColor="text1"/>
+        </w:rPr>
+      </w:pPr>
+      <w:r>
+        <w:rPr>
           <w:rFonts w:ascii="標楷體" w:eastAsia="標楷體" w:hAnsi="標楷體" w:hint="eastAsia"/>
           <w:color w:val="000000" w:themeColor="text1"/>
         </w:rPr>
-      </w:pPr>
+        <w:t>$</w:t>
+      </w:r>
+      <w:proofErr w:type="spellStart"/>
       <w:r>
         <w:rPr>
           <w:rFonts w:ascii="標楷體" w:eastAsia="標楷體" w:hAnsi="標楷體" w:hint="eastAsia"/>
           <w:color w:val="000000" w:themeColor="text1"/>
         </w:rPr>
-        <w:t>$</w:t>
-      </w:r>
-      <w:proofErr w:type="spellStart"/>
+        <w:t>env:QDRANT_API_KEY</w:t>
+      </w:r>
+      <w:proofErr w:type="spellEnd"/>
       <w:r>
         <w:rPr>
           <w:rFonts w:ascii="標楷體" w:eastAsia="標楷體" w:hAnsi="標楷體" w:hint="eastAsia"/>
           <w:color w:val="000000" w:themeColor="text1"/>
         </w:rPr>
-        <w:t>env:QDRANT_API_KEY</w:t>
-      </w:r>
-      <w:proofErr w:type="spellEnd"/>
+        <w:t>="你的</w:t>
+      </w:r>
+      <w:proofErr w:type="spellStart"/>
       <w:r>
         <w:rPr>
           <w:rFonts w:ascii="標楷體" w:eastAsia="標楷體" w:hAnsi="標楷體" w:hint="eastAsia"/>
           <w:color w:val="000000" w:themeColor="text1"/>
         </w:rPr>
-        <w:t>="你的</w:t>
-      </w:r>
-      <w:proofErr w:type="spellStart"/>
+        <w:t>Qdrant</w:t>
+      </w:r>
+      <w:proofErr w:type="spellEnd"/>
       <w:r>
         <w:rPr>
           <w:rFonts w:ascii="標楷體" w:eastAsia="標楷體" w:hAnsi="標楷體" w:hint="eastAsia"/>
           <w:color w:val="000000" w:themeColor="text1"/>
         </w:rPr>
-        <w:t>Qdrant</w:t>
-      </w:r>
-      <w:proofErr w:type="spellEnd"/>
+        <w:t xml:space="preserve"> API KEY"</w:t>
+      </w:r>
+    </w:p>
+    <w:p>
+      <w:pPr>
+        <w:rPr>
+          <w:rFonts w:ascii="標楷體" w:eastAsia="標楷體" w:hAnsi="標楷體"/>
+          <w:color w:val="000000" w:themeColor="text1"/>
+        </w:rPr>
+      </w:pPr>
       <w:r>
         <w:rPr>
           <w:rFonts w:ascii="標楷體" w:eastAsia="標楷體" w:hAnsi="標楷體" w:hint="eastAsia"/>
           <w:color w:val="000000" w:themeColor="text1"/>
         </w:rPr>
-        <w:t xml:space="preserve"> API KEY"</w:t>
+        <w:t>三.</w:t>
       </w:r>
     </w:p>
     <w:p>
@@ -1927,21 +1922,6 @@
       </w:pPr>
       <w:r>
         <w:rPr>
-          <w:rFonts w:ascii="標楷體" w:eastAsia="標楷體" w:hAnsi="標楷體" w:hint="eastAsia"/>
-          <w:color w:val="000000" w:themeColor="text1"/>
-        </w:rPr>
-        <w:t>三.</w:t>
-      </w:r>
-    </w:p>
-    <w:p>
-      <w:pPr>
-        <w:rPr>
-          <w:rFonts w:ascii="標楷體" w:eastAsia="標楷體" w:hAnsi="標楷體" w:hint="eastAsia"/>
-          <w:color w:val="000000" w:themeColor="text1"/>
-        </w:rPr>
-      </w:pPr>
-      <w:r>
-        <w:rPr>
           <w:rFonts w:ascii="標楷體" w:eastAsia="標楷體" w:hAnsi="標楷體"/>
           <w:color w:val="000000" w:themeColor="text1"/>
         </w:rPr>
@@ -1982,7 +1962,6 @@
         <w:pStyle w:val="HTML"/>
         <w:rPr>
           <w:rStyle w:val="HTML1"/>
-          <w:rFonts w:hint="eastAsia"/>
         </w:rPr>
       </w:pPr>
     </w:p>
@@ -2115,19 +2094,8 @@
         <w:t>dog</w:t>
       </w:r>
     </w:p>
-    <w:p>
-      <w:pPr>
-        <w:rPr>
-          <w:rFonts w:hint="eastAsia"/>
-        </w:rPr>
-      </w:pPr>
-    </w:p>
-    <w:p>
-      <w:pPr>
-        <w:rPr>
-          <w:rFonts w:hint="eastAsia"/>
-        </w:rPr>
-      </w:pPr>
+    <w:p/>
+    <w:p>
       <w:r>
         <w:rPr>
           <w:rFonts w:hint="eastAsia"/>
@@ -2214,26 +2182,80 @@
     <w:p>
       <w:pPr>
         <w:rPr>
-          <w:rFonts w:ascii="標楷體" w:eastAsia="標楷體" w:hAnsi="標楷體" w:hint="eastAsia"/>
-          <w:color w:val="000000" w:themeColor="text1"/>
-        </w:rPr>
-      </w:pPr>
-      <w:r>
-        <w:rPr>
           <w:rFonts w:ascii="標楷體" w:eastAsia="標楷體" w:hAnsi="標楷體"/>
           <w:color w:val="000000" w:themeColor="text1"/>
         </w:rPr>
-        <w:t xml:space="preserve">python </w:t>
-      </w:r>
+      </w:pPr>
       <w:r>
         <w:rPr>
           <w:rFonts w:ascii="標楷體" w:eastAsia="標楷體" w:hAnsi="標楷體"/>
           <w:color w:val="000000" w:themeColor="text1"/>
         </w:rPr>
+        <w:t xml:space="preserve">python </w:t>
+      </w:r>
+      <w:r>
+        <w:rPr>
+          <w:rFonts w:ascii="標楷體" w:eastAsia="標楷體" w:hAnsi="標楷體"/>
+          <w:color w:val="000000" w:themeColor="text1"/>
+        </w:rPr>
         <w:t>pdf_to_json_parameter_alarm_metadata1.py</w:t>
       </w:r>
     </w:p>
-    <w:p/>
+    <w:p>
+      <w:pPr>
+        <w:rPr>
+          <w:rFonts w:ascii="標楷體" w:eastAsia="標楷體" w:hAnsi="標楷體"/>
+          <w:color w:val="000000" w:themeColor="text1"/>
+        </w:rPr>
+      </w:pPr>
+    </w:p>
+    <w:p>
+      <w:pPr>
+        <w:rPr>
+          <w:rFonts w:ascii="標楷體" w:eastAsia="標楷體" w:hAnsi="標楷體"/>
+          <w:color w:val="000000" w:themeColor="text1"/>
+        </w:rPr>
+      </w:pPr>
+    </w:p>
+    <w:p>
+      <w:pPr>
+        <w:rPr>
+          <w:rFonts w:ascii="標楷體" w:eastAsia="標楷體" w:hAnsi="標楷體"/>
+          <w:color w:val="000000" w:themeColor="text1"/>
+        </w:rPr>
+      </w:pPr>
+      <w:r>
+        <w:rPr>
+          <w:rFonts w:ascii="標楷體" w:eastAsia="標楷體" w:hAnsi="標楷體"/>
+          <w:color w:val="000000" w:themeColor="text1"/>
+        </w:rPr>
+        <w:t>git add backend.py</w:t>
+      </w:r>
+    </w:p>
+    <w:p>
+      <w:pPr>
+        <w:rPr>
+          <w:rFonts w:ascii="標楷體" w:eastAsia="標楷體" w:hAnsi="標楷體"/>
+          <w:color w:val="000000" w:themeColor="text1"/>
+        </w:rPr>
+      </w:pPr>
+      <w:r>
+        <w:rPr>
+          <w:rFonts w:ascii="標楷體" w:eastAsia="標楷體" w:hAnsi="標楷體"/>
+          <w:color w:val="000000" w:themeColor="text1"/>
+        </w:rPr>
+        <w:t>git commit -m "add light search keep images"</w:t>
+      </w:r>
+    </w:p>
+    <w:p>
+      <w:r>
+        <w:rPr>
+          <w:rFonts w:ascii="標楷體" w:eastAsia="標楷體" w:hAnsi="標楷體"/>
+          <w:color w:val="000000" w:themeColor="text1"/>
+        </w:rPr>
+        <w:t>git push</w:t>
+      </w:r>
+    </w:p>
     <w:p/>
     <w:p>
       <w:r>

--- a/最新版rag套件流程.docx
+++ b/最新版rag套件流程.docx
@@ -1639,17 +1639,10 @@
     <w:p/>
     <w:p>
       <w:r>
-        <w:t>git add static/images</w:t>
-      </w:r>
-    </w:p>
-    <w:p>
-      <w:r>
-        <w:t>git commit -m "add manual images"</w:t>
-      </w:r>
-    </w:p>
-    <w:p>
-      <w:r>
-        <w:t>git push</w:t>
+        <w:rPr>
+          <w:rFonts w:hint="eastAsia"/>
+        </w:rPr>
+        <w:t xml:space="preserve"> </w:t>
       </w:r>
     </w:p>
     <w:p/>
@@ -1657,30 +1650,30 @@
     <w:p/>
     <w:p>
       <w:r>
+        <w:t xml:space="preserve">git add </w:t>
+      </w:r>
+      <w:proofErr w:type="spellStart"/>
+      <w:r>
+        <w:t>image_</w:t>
+      </w:r>
+      <w:proofErr w:type="gramStart"/>
+      <w:r>
+        <w:t>map.json</w:t>
+      </w:r>
+      <w:proofErr w:type="spellEnd"/>
+      <w:proofErr w:type="gramEnd"/>
+      <w:r>
+        <w:t xml:space="preserve"> data/l2100_programming_metadata.json static/images</w:t>
+      </w:r>
+    </w:p>
+    <w:p>
+      <w:r>
+        <w:t>git commit -m "add missing manual image metadata"</w:t>
+      </w:r>
+    </w:p>
+    <w:p>
+      <w:r>
         <w:lastRenderedPageBreak/>
-        <w:t xml:space="preserve">git add </w:t>
-      </w:r>
-      <w:proofErr w:type="spellStart"/>
-      <w:r>
-        <w:t>image_</w:t>
-      </w:r>
-      <w:proofErr w:type="gramStart"/>
-      <w:r>
-        <w:t>map.json</w:t>
-      </w:r>
-      <w:proofErr w:type="spellEnd"/>
-      <w:proofErr w:type="gramEnd"/>
-      <w:r>
-        <w:t xml:space="preserve"> data/l2100_programming_metadata.json static/images</w:t>
-      </w:r>
-    </w:p>
-    <w:p>
-      <w:r>
-        <w:t>git commit -m "add missing manual image metadata"</w:t>
-      </w:r>
-    </w:p>
-    <w:p>
-      <w:r>
         <w:t>git push</w:t>
       </w:r>
     </w:p>
@@ -2100,29 +2093,29 @@
         <w:rPr>
           <w:rFonts w:hint="eastAsia"/>
         </w:rPr>
+        <w:t>第一個轉</w:t>
+      </w:r>
+      <w:r>
+        <w:rPr>
+          <w:rFonts w:hint="eastAsia"/>
+        </w:rPr>
+        <w:t>J</w:t>
+      </w:r>
+      <w:r>
+        <w:t>SON</w:t>
+      </w:r>
+    </w:p>
+    <w:p>
+      <w:r>
+        <w:t>pdf_to_json_programming_metadata.py</w:t>
+      </w:r>
+    </w:p>
+    <w:p>
+      <w:r>
+        <w:rPr>
+          <w:rFonts w:hint="eastAsia"/>
+        </w:rPr>
         <w:lastRenderedPageBreak/>
-        <w:t>第一個轉</w:t>
-      </w:r>
-      <w:r>
-        <w:rPr>
-          <w:rFonts w:hint="eastAsia"/>
-        </w:rPr>
-        <w:t>J</w:t>
-      </w:r>
-      <w:r>
-        <w:t>SON</w:t>
-      </w:r>
-    </w:p>
-    <w:p>
-      <w:r>
-        <w:t>pdf_to_json_programming_metadata.py</w:t>
-      </w:r>
-    </w:p>
-    <w:p>
-      <w:r>
-        <w:rPr>
-          <w:rFonts w:hint="eastAsia"/>
-        </w:rPr>
         <w:t>第二</w:t>
       </w:r>
       <w:proofErr w:type="gramStart"/>
@@ -2248,15 +2241,118 @@
       </w:r>
     </w:p>
     <w:p>
-      <w:r>
+      <w:pPr>
         <w:rPr>
           <w:rFonts w:ascii="標楷體" w:eastAsia="標楷體" w:hAnsi="標楷體"/>
           <w:color w:val="000000" w:themeColor="text1"/>
         </w:rPr>
+      </w:pPr>
+      <w:r>
+        <w:rPr>
+          <w:rFonts w:ascii="標楷體" w:eastAsia="標楷體" w:hAnsi="標楷體"/>
+          <w:color w:val="000000" w:themeColor="text1"/>
+        </w:rPr>
         <w:t>git push</w:t>
       </w:r>
     </w:p>
+    <w:p>
+      <w:pPr>
+        <w:rPr>
+          <w:rFonts w:ascii="標楷體" w:eastAsia="標楷體" w:hAnsi="標楷體"/>
+          <w:color w:val="000000" w:themeColor="text1"/>
+        </w:rPr>
+      </w:pPr>
+    </w:p>
+    <w:p>
+      <w:pPr>
+        <w:rPr>
+          <w:rFonts w:hint="eastAsia"/>
+        </w:rPr>
+      </w:pPr>
+      <w:r>
+        <w:rPr>
+          <w:rFonts w:hint="eastAsia"/>
+        </w:rPr>
+        <w:t>1.</w:t>
+      </w:r>
+    </w:p>
+    <w:p>
+      <w:r>
+        <w:t>python pdf_to_json_programming_metadata.py</w:t>
+      </w:r>
+    </w:p>
+    <w:p>
+      <w:r>
+        <w:t>python pdf_to_json_maintenance_metadata.py</w:t>
+      </w:r>
+    </w:p>
+    <w:p>
+      <w:pPr>
+        <w:rPr>
+          <w:rFonts w:hint="eastAsia"/>
+        </w:rPr>
+      </w:pPr>
+      <w:r>
+        <w:t>python pdf_to_json_parameter_alarm_metadata</w:t>
+      </w:r>
+      <w:r>
+        <w:rPr>
+          <w:rFonts w:hint="eastAsia"/>
+        </w:rPr>
+        <w:t>_</w:t>
+      </w:r>
+      <w:r>
+        <w:t>.py</w:t>
+      </w:r>
+    </w:p>
     <w:p/>
+    <w:p>
+      <w:r>
+        <w:rPr>
+          <w:rFonts w:hint="eastAsia"/>
+        </w:rPr>
+        <w:t>2.</w:t>
+      </w:r>
+    </w:p>
+    <w:p>
+      <w:pPr>
+        <w:rPr>
+          <w:rFonts w:hint="eastAsia"/>
+        </w:rPr>
+      </w:pPr>
+      <w:r>
+        <w:t xml:space="preserve">python embed_to_qdrant_metadata_order_id.py --input "data/l2100_programming_metadata.json" --collection </w:t>
+      </w:r>
+      <w:r>
+        <w:t>dog</w:t>
+      </w:r>
+    </w:p>
+    <w:p>
+      <w:pPr>
+        <w:rPr>
+          <w:rFonts w:hint="eastAsia"/>
+        </w:rPr>
+      </w:pPr>
+      <w:r>
+        <w:t xml:space="preserve">python embed_to_qdrant_metadata_order_id.py --input "data/l2100_maintenance_metadata.json" --collection </w:t>
+      </w:r>
+      <w:r>
+        <w:t>dog</w:t>
+      </w:r>
+    </w:p>
+    <w:p>
+      <w:pPr>
+        <w:rPr>
+          <w:rFonts w:hint="eastAsia"/>
+        </w:rPr>
+      </w:pPr>
+      <w:r>
+        <w:t xml:space="preserve">python embed_to_qdrant_metadata_order_id.py --input "data/l2100_parameter_alarm_metadata.json" --collection </w:t>
+      </w:r>
+      <w:r>
+        <w:t>dog</w:t>
+      </w:r>
+    </w:p>
     <w:p>
       <w:r>
         <w:t xml:space="preserve">      </w:t>

--- a/最新版rag套件流程.docx
+++ b/最新版rag套件流程.docx
@@ -1613,22 +1613,27 @@
     </w:p>
     <w:p>
       <w:r>
-        <w:t>python extract_images.py</w:t>
-      </w:r>
-    </w:p>
-    <w:p>
-      <w:r>
-        <w:t xml:space="preserve">git </w:t>
-      </w:r>
+        <w:t>git add static/images</w:t>
+      </w:r>
+    </w:p>
+    <w:p>
+      <w:r>
+        <w:t xml:space="preserve">git add </w:t>
+      </w:r>
+      <w:proofErr w:type="spellStart"/>
+      <w:r>
+        <w:t>image_map</w:t>
+      </w:r>
+      <w:proofErr w:type="spellEnd"/>
       <w:proofErr w:type="gramStart"/>
       <w:r>
-        <w:t>add .</w:t>
+        <w:t>*.json</w:t>
       </w:r>
       <w:proofErr w:type="gramEnd"/>
     </w:p>
     <w:p>
       <w:r>
-        <w:t>git commit -m "update images and metadata"</w:t>
+        <w:t>git commit -m "update images and image maps"</w:t>
       </w:r>
     </w:p>
     <w:p>
@@ -1636,49 +1641,6 @@
         <w:t>git push</w:t>
       </w:r>
     </w:p>
-    <w:p/>
-    <w:p>
-      <w:r>
-        <w:rPr>
-          <w:rFonts w:hint="eastAsia"/>
-        </w:rPr>
-        <w:t xml:space="preserve"> </w:t>
-      </w:r>
-    </w:p>
-    <w:p/>
-    <w:p/>
-    <w:p/>
-    <w:p>
-      <w:r>
-        <w:t xml:space="preserve">git add </w:t>
-      </w:r>
-      <w:proofErr w:type="spellStart"/>
-      <w:r>
-        <w:t>image_</w:t>
-      </w:r>
-      <w:proofErr w:type="gramStart"/>
-      <w:r>
-        <w:t>map.json</w:t>
-      </w:r>
-      <w:proofErr w:type="spellEnd"/>
-      <w:proofErr w:type="gramEnd"/>
-      <w:r>
-        <w:t xml:space="preserve"> data/l2100_programming_metadata.json static/images</w:t>
-      </w:r>
-    </w:p>
-    <w:p>
-      <w:r>
-        <w:t>git commit -m "add missing manual image metadata"</w:t>
-      </w:r>
-    </w:p>
-    <w:p>
-      <w:r>
-        <w:lastRenderedPageBreak/>
-        <w:t>git push</w:t>
-      </w:r>
-    </w:p>
-    <w:p/>
-    <w:p/>
     <w:p>
       <w:r>
         <w:rPr>
@@ -1809,6 +1771,7 @@
           <w:rFonts w:ascii="標楷體" w:eastAsia="標楷體" w:hAnsi="標楷體" w:hint="eastAsia"/>
           <w:color w:val="000000" w:themeColor="text1"/>
         </w:rPr>
+        <w:lastRenderedPageBreak/>
         <w:t>$</w:t>
       </w:r>
       <w:proofErr w:type="spellStart"/>
@@ -2115,7 +2078,6 @@
         <w:rPr>
           <w:rFonts w:hint="eastAsia"/>
         </w:rPr>
-        <w:lastRenderedPageBreak/>
         <w:t>第二</w:t>
       </w:r>
       <w:proofErr w:type="gramStart"/>
@@ -2278,34 +2240,20 @@
     </w:p>
     <w:p>
       <w:r>
-        <w:t>python pdf_to_json_programming_metadata.py</w:t>
-      </w:r>
-    </w:p>
-    <w:p>
-      <w:r>
-        <w:t>python pdf_to_json_maintenance_metadata.py</w:t>
-      </w:r>
-    </w:p>
-    <w:p>
-      <w:pPr>
-        <w:rPr>
-          <w:rFonts w:hint="eastAsia"/>
-        </w:rPr>
-      </w:pPr>
-      <w:r>
-        <w:t>python pdf_to_json_parameter_alarm_metadata</w:t>
-      </w:r>
-      <w:r>
-        <w:rPr>
-          <w:rFonts w:hint="eastAsia"/>
-        </w:rPr>
-        <w:t>_</w:t>
-      </w:r>
-      <w:r>
-        <w:t>.py</w:t>
-      </w:r>
-    </w:p>
-    <w:p/>
+        <w:lastRenderedPageBreak/>
+        <w:t>python pdf_to_json_programming_metadata_.py</w:t>
+      </w:r>
+    </w:p>
+    <w:p>
+      <w:r>
+        <w:t>python pdf_to_json_maintenance_metadata_.py</w:t>
+      </w:r>
+    </w:p>
+    <w:p>
+      <w:r>
+        <w:t>python pdf_to_json_parameter_alarm_metadata_.py</w:t>
+      </w:r>
+    </w:p>
     <w:p>
       <w:r>
         <w:rPr>
@@ -2317,43 +2265,243 @@
     <w:p>
       <w:pPr>
         <w:rPr>
-          <w:rFonts w:hint="eastAsia"/>
-        </w:rPr>
-      </w:pPr>
-      <w:r>
-        <w:t xml:space="preserve">python embed_to_qdrant_metadata_order_id.py --input "data/l2100_programming_metadata.json" --collection </w:t>
-      </w:r>
-      <w:r>
+          <w:rStyle w:val="11"/>
+        </w:rPr>
+      </w:pPr>
+      <w:r>
+        <w:rPr>
+          <w:rStyle w:val="11"/>
+        </w:rPr>
+        <w:t>python</w:t>
+      </w:r>
+      <w:r>
+        <w:t xml:space="preserve"> </w:t>
+      </w:r>
+      <w:r>
+        <w:rPr>
+          <w:rStyle w:val="11"/>
+        </w:rPr>
+        <w:t>embed_to_qdrant_metadata_order_id</w:t>
+      </w:r>
+      <w:r>
+        <w:t>.</w:t>
+      </w:r>
+      <w:r>
+        <w:rPr>
+          <w:rStyle w:val="11"/>
+        </w:rPr>
+        <w:t>py</w:t>
+      </w:r>
+      <w:r>
+        <w:t xml:space="preserve"> </w:t>
+      </w:r>
+      <w:r>
+        <w:rPr>
+          <w:rStyle w:val="v"/>
+        </w:rPr>
+        <w:t>--</w:t>
+      </w:r>
+      <w:r>
+        <w:rPr>
+          <w:rStyle w:val="11"/>
+        </w:rPr>
+        <w:t>input</w:t>
+      </w:r>
+      <w:r>
+        <w:t xml:space="preserve"> </w:t>
+      </w:r>
+      <w:r>
+        <w:rPr>
+          <w:rStyle w:val="z"/>
+        </w:rPr>
+        <w:t>"data/l2100_programming_metadata.json"</w:t>
+      </w:r>
+      <w:r>
+        <w:t xml:space="preserve"> </w:t>
+      </w:r>
+      <w:r>
+        <w:rPr>
+          <w:rStyle w:val="v"/>
+        </w:rPr>
+        <w:t>--</w:t>
+      </w:r>
+      <w:r>
+        <w:rPr>
+          <w:rStyle w:val="11"/>
+        </w:rPr>
+        <w:t>collection</w:t>
+      </w:r>
+      <w:r>
+        <w:t xml:space="preserve"> </w:t>
+      </w:r>
+      <w:r>
+        <w:rPr>
+          <w:rStyle w:val="11"/>
+          <w:rFonts w:hint="eastAsia"/>
+        </w:rPr>
+        <w:t>d</w:t>
+      </w:r>
+      <w:r>
+        <w:rPr>
+          <w:rStyle w:val="11"/>
+        </w:rPr>
+        <w:t>og</w:t>
+      </w:r>
+      <w:r>
+        <w:br/>
+      </w:r>
+      <w:r>
+        <w:br/>
+      </w:r>
+      <w:r>
+        <w:rPr>
+          <w:rStyle w:val="11"/>
+        </w:rPr>
+        <w:t>python</w:t>
+      </w:r>
+      <w:r>
+        <w:t xml:space="preserve"> </w:t>
+      </w:r>
+      <w:r>
+        <w:rPr>
+          <w:rStyle w:val="11"/>
+        </w:rPr>
+        <w:t>embed_to_qdrant_metadata_order_id</w:t>
+      </w:r>
+      <w:r>
+        <w:t>.</w:t>
+      </w:r>
+      <w:r>
+        <w:rPr>
+          <w:rStyle w:val="11"/>
+        </w:rPr>
+        <w:t>py</w:t>
+      </w:r>
+      <w:r>
+        <w:t xml:space="preserve"> </w:t>
+      </w:r>
+      <w:r>
+        <w:rPr>
+          <w:rStyle w:val="v"/>
+        </w:rPr>
+        <w:t>--</w:t>
+      </w:r>
+      <w:r>
+        <w:rPr>
+          <w:rStyle w:val="11"/>
+        </w:rPr>
+        <w:t>input</w:t>
+      </w:r>
+      <w:r>
+        <w:t xml:space="preserve"> </w:t>
+      </w:r>
+      <w:r>
+        <w:rPr>
+          <w:rStyle w:val="z"/>
+        </w:rPr>
+        <w:t>"data/l2100_maintenance_metadata.json"</w:t>
+      </w:r>
+      <w:r>
+        <w:t xml:space="preserve"> </w:t>
+      </w:r>
+      <w:r>
+        <w:rPr>
+          <w:rStyle w:val="v"/>
+        </w:rPr>
+        <w:t>--</w:t>
+      </w:r>
+      <w:r>
+        <w:rPr>
+          <w:rStyle w:val="11"/>
+        </w:rPr>
+        <w:t>collection</w:t>
+      </w:r>
+      <w:r>
+        <w:t xml:space="preserve"> </w:t>
+      </w:r>
+      <w:r>
+        <w:rPr>
+          <w:rStyle w:val="11"/>
+        </w:rPr>
         <w:t>dog</w:t>
       </w:r>
     </w:p>
     <w:p>
-      <w:pPr>
-        <w:rPr>
-          <w:rFonts w:hint="eastAsia"/>
-        </w:rPr>
-      </w:pPr>
-      <w:r>
-        <w:t xml:space="preserve">python embed_to_qdrant_metadata_order_id.py --input "data/l2100_maintenance_metadata.json" --collection </w:t>
-      </w:r>
-      <w:r>
+      <w:r>
+        <w:br/>
+      </w:r>
+      <w:r>
+        <w:rPr>
+          <w:rStyle w:val="11"/>
+        </w:rPr>
+        <w:t>python</w:t>
+      </w:r>
+      <w:r>
+        <w:t xml:space="preserve"> </w:t>
+      </w:r>
+      <w:r>
+        <w:rPr>
+          <w:rStyle w:val="11"/>
+        </w:rPr>
+        <w:t>embed_to_qdrant_metadata_order_id</w:t>
+      </w:r>
+      <w:r>
+        <w:t>.</w:t>
+      </w:r>
+      <w:r>
+        <w:rPr>
+          <w:rStyle w:val="11"/>
+        </w:rPr>
+        <w:t>py</w:t>
+      </w:r>
+      <w:r>
+        <w:t xml:space="preserve"> </w:t>
+      </w:r>
+      <w:r>
+        <w:rPr>
+          <w:rStyle w:val="v"/>
+        </w:rPr>
+        <w:t>--</w:t>
+      </w:r>
+      <w:r>
+        <w:rPr>
+          <w:rStyle w:val="11"/>
+        </w:rPr>
+        <w:t>input</w:t>
+      </w:r>
+      <w:r>
+        <w:t xml:space="preserve"> </w:t>
+      </w:r>
+      <w:r>
+        <w:rPr>
+          <w:rStyle w:val="z"/>
+        </w:rPr>
+        <w:t>"data/l2100_parameter_alarm_metadata.json"</w:t>
+      </w:r>
+      <w:r>
+        <w:t xml:space="preserve"> </w:t>
+      </w:r>
+      <w:r>
+        <w:rPr>
+          <w:rStyle w:val="v"/>
+        </w:rPr>
+        <w:t>--</w:t>
+      </w:r>
+      <w:r>
+        <w:rPr>
+          <w:rStyle w:val="11"/>
+        </w:rPr>
+        <w:t>collection</w:t>
+      </w:r>
+      <w:r>
+        <w:t xml:space="preserve"> </w:t>
+      </w:r>
+      <w:r>
+        <w:rPr>
+          <w:rStyle w:val="11"/>
+        </w:rPr>
         <w:t>dog</w:t>
       </w:r>
-    </w:p>
-    <w:p>
-      <w:pPr>
-        <w:rPr>
-          <w:rFonts w:hint="eastAsia"/>
-        </w:rPr>
-      </w:pPr>
-      <w:r>
-        <w:t xml:space="preserve">python embed_to_qdrant_metadata_order_id.py --input "data/l2100_parameter_alarm_metadata.json" --collection </w:t>
-      </w:r>
-      <w:r>
-        <w:t>dog</w:t>
-      </w:r>
-    </w:p>
-    <w:p>
       <w:r>
         <w:t xml:space="preserve">      </w:t>
       </w:r>
